--- a/docs/asv-simulator-quick-start.docx
+++ b/docs/asv-simulator-quick-start.docx
@@ -1,5 +1,2177 @@
 
-<file path=word/document.xml><?xml version="1.0" encoding="UTF-8" standalone="yes"?><w:document mc:Ignorable="w14 w15 wp14" xmlns:wpc="http://schemas.microsoft.com/office/word/2010/wordprocessingCanvas" xmlns:mc="http://schemas.openxmlformats.org/markup-compatibility/2006" xmlns:o="urn:schemas-microsoft-com:office:office" xmlns:r="http://schemas.openxmlformats.org/officeDocument/2006/relationships" xmlns:m="http://schemas.openxmlformats.org/officeDocument/2006/math" xmlns:v="urn:schemas-microsoft-com:vml" xmlns:wp14="http://schemas.microsoft.com/office/word/2010/wordprocessingDrawing" xmlns:wp="http://schemas.openxmlformats.org/drawingml/2006/wordprocessingDrawing" xmlns:w10="urn:schemas-microsoft-com:office:word" xmlns:w="http://schemas.openxmlformats.org/wordprocessingml/2006/main" xmlns:w14="http://schemas.microsoft.com/office/word/2010/wordml" xmlns:w15="http://schemas.microsoft.com/office/word/2012/wordml" xmlns:wpg="http://schemas.microsoft.com/office/word/2010/wordprocessingGroup" xmlns:wpi="http://schemas.microsoft.com/office/word/2010/wordprocessingInk" xmlns:wne="http://schemas.microsoft.com/office/word/2006/wordml" xmlns:wps="http://schemas.microsoft.com/office/word/2010/wordprocessingShape" xmlns:cx="http://schemas.microsoft.com/office/drawing/2014/chartex" xmlns:cx1="http://schemas.microsoft.com/office/drawing/2015/9/8/chartex" xmlns:cx2="http://schemas.microsoft.com/office/drawing/2015/10/21/chartex" xmlns:cx3="http://schemas.microsoft.com/office/drawing/2016/5/9/chartex" xmlns:cx4="http://schemas.microsoft.com/office/drawing/2016/5/10/chartex" xmlns:cx5="http://schemas.microsoft.com/office/drawing/2016/5/11/chartex" xmlns:cx6="http://schemas.microsoft.com/office/drawing/2016/5/12/chartex" xmlns:cx7="http://schemas.microsoft.com/office/drawing/2016/5/13/chartex" xmlns:cx8="http://schemas.microsoft.com/office/drawing/2016/5/14/chartex" xmlns:aink="http://schemas.microsoft.com/office/drawing/2016/ink" xmlns:am3d="http://schemas.microsoft.com/office/drawing/2017/model3d" xmlns:w16cex="http://schemas.microsoft.com/office/word/2018/wordml/cex" xmlns:w16cid="http://schemas.microsoft.com/office/word/2016/wordml/cid" xmlns:w16="http://schemas.microsoft.com/office/word/2018/wordml" xmlns:w16sdtdh="http://schemas.microsoft.com/office/word/2020/wordml/sdtdatahash" xmlns:w16se="http://schemas.microsoft.com/office/word/2015/wordml/symex"><w:body><w:p><w:pPr><w:pStyle w:val="Title"/><w:spacing w:after="80"/></w:pPr><w:r><w:t xml:space="preserve">ASV Simulator</w:t></w:r></w:p><w:p><w:pPr><w:spacing w:after="120"/></w:pPr><w:r><w:rPr><w:color w:val="2e5f8a"/><w:sz w:val="24"/><w:szCs w:val="24"/></w:rPr><w:t xml:space="preserve">Quick Start — from nothing to a survey running, in about twenty minutes</w:t></w:r></w:p><w:p><w:pPr><w:spacing w:after="120"/></w:pPr><w:r><w:rPr><w:i/><w:iCs/><w:color w:val="1a1a1a"/><w:sz w:val="21"/><w:szCs w:val="21"/></w:rPr><w:t xml:space="preserve">Everything here runs against the SIMULATOR, so there is no vessel to damage and nothing to get wet. The console drives a real vessel identically, so what you learn here transfers directly. Section references point into the Operations Manual, which has the depth.</w:t></w:r></w:p><w:p><w:pPr><w:spacing w:after="60"/></w:pPr></w:p><w:p><w:pPr><w:pStyle w:val="Heading1"/><w:spacing w:after="170" w:before="340"/></w:pPr><w:r><w:t xml:space="preserve">1  Run it</w:t></w:r></w:p><w:p><w:pPr><w:spacing w:after="120"/></w:pPr><w:r><w:rPr><w:color w:val="1a1a1a"/><w:sz w:val="21"/><w:szCs w:val="21"/></w:rPr><w:t xml:space="preserve">Python 3 and its standard library. No packages to install, no build step.</w:t></w:r></w:p><0/><w:p><w:pPr><w:spacing w:after="120"/></w:pPr><w:r><w:rPr><w:color w:val="1a1a1a"/><w:sz w:val="21"/><w:szCs w:val="21"/></w:rPr><w:t xml:space="preserve">A browser opens on the console. It also opens a second CONTROLS window — drag that to another screen if you have one, or add </w:t></w:r><w:r><w:rPr><w:rFonts w:ascii="Consolas" w:cs="Consolas" w:eastAsia="Consolas" w:hAnsi="Consolas"/><w:color w:val="1a1a1a"/><w:sz w:val="20"/><w:szCs w:val="20"/></w:rPr><w:t xml:space="preserve">--single-window</w:t></w:r><w:r><w:rPr><w:color w:val="1a1a1a"/><w:sz w:val="21"/><w:szCs w:val="21"/></w:rPr><w:t xml:space="preserve"> to keep everything together.</w:t></w:r></w:p><w:p><w:pPr><w:spacing w:after="120"/></w:pPr><w:r><w:rPr><w:color w:val="1a1a1a"/><w:sz w:val="21"/><w:szCs w:val="21"/></w:rPr><w:t xml:space="preserve">The vessel appears on a live nautical chart at its configured operating area, already connected to the simulator. Give it a few seconds: on the first position fix the console fetches the chart for the area and builds its keep-out model.</w:t></w:r></w:p><w:p><w:pPr><w:pBdr><w:top w:val="single" w:color="E0C09A" w:sz="2"/><w:bottom w:val="single" w:color="E0C09A" w:sz="2"/><w:left w:val="single" w:color="C87A3A" w:sz="12"/><w:right w:val="single" w:color="E0C09A" w:sz="2"/></w:pBdr><w:shd w:fill="FBF0E4" w:val="clear"/><w:spacing w:after="140" w:before="100"/><w:ind w:left="160" w:right="160"/></w:pPr><w:r><w:rPr><w:b/><w:bCs/><w:color w:val="8a3a1f"/><w:sz w:val="20"/><w:szCs w:val="20"/></w:rPr><w:t xml:space="preserve">WATCH THIS FIRST  </w:t></w:r><w:r><w:rPr><w:color w:val="1a1a1a"/><w:sz w:val="20"/><w:szCs w:val="20"/></w:rPr><w:t xml:space="preserve">The vessel-status card&apos;s Nogo row tells you when the chart is ready. It counts seconds while reading, then reports the zone count and this vessel&apos;s depth floor. Do not plan until it has landed. (Ops manual 6.2.1)</w:t></w:r></w:p><w:p><w:pPr><w:pStyle w:val="Heading1"/><w:spacing w:after="170" w:before="340"/></w:pPr><w:r><w:t xml:space="preserve">2  Get your bearings</w:t></w:r></w:p><w:tbl><w:tblPr><w:tblW w:type="dxa" w:w="9360"/><w:tblBorders><w:top w:val="single" w:color="auto" w:sz="4"/><w:left w:val="single" w:color="auto" w:sz="4"/><w:bottom w:val="single" w:color="auto" w:sz="4"/><w:right w:val="single" w:color="auto" w:sz="4"/><w:insideH w:val="single" w:color="auto" w:sz="4"/><w:insideV w:val="single" w:color="auto" w:sz="4"/></w:tblBorders></w:tblPr><w:tblGrid><w:gridCol w:w="1800"/><w:gridCol w:w="7560"/></w:tblGrid><w:tr><w:trPr><w:tblHeader/></w:trPr><w:tc><w:tcPr><w:tcW w:type="dxa" w:w="1800"/><w:shd w:fill="DDE5EF" w:val="clear"/><w:tcMar><w:top w:type="dxa" w:w="40"/><w:left w:type="dxa" w:w="80"/><w:bottom w:type="dxa" w:w="40"/><w:right w:type="dxa" w:w="80"/></w:tcMar></w:tcPr><w:p><w:pPr><w:spacing w:after="0"/></w:pPr><w:r><w:rPr><w:b/><w:bCs/><w:color w:val="1a1a1a"/><w:sz w:val="19"/><w:szCs w:val="19"/></w:rPr><w:t xml:space="preserve">Where</w:t></w:r></w:p></w:tc><w:tc><w:tcPr><w:tcW w:type="dxa" w:w="7560"/><w:shd w:fill="DDE5EF" w:val="clear"/><w:tcMar><w:top w:type="dxa" w:w="40"/><w:left w:type="dxa" w:w="80"/><w:bottom w:type="dxa" w:w="40"/><w:right w:type="dxa" w:w="80"/></w:tcMar></w:tcPr><w:p><w:pPr><w:spacing w:after="0"/></w:pPr><w:r><w:rPr><w:b/><w:bCs/><w:color w:val="1a1a1a"/><w:sz w:val="19"/><w:szCs w:val="19"/></w:rPr><w:t xml:space="preserve">What it is</w:t></w:r></w:p></w:tc></w:tr><w:tr><w:tc><w:tcPr><w:tcW w:type="dxa" w:w="1800"/><w:tcMar><w:top w:type="dxa" w:w="40"/><w:left w:type="dxa" w:w="80"/><w:bottom w:type="dxa" w:w="40"/><w:right w:type="dxa" w:w="80"/></w:tcMar></w:tcPr><w:p><w:pPr><w:spacing w:after="0"/></w:pPr><w:r><w:rPr><w:b w:val="false"/><w:bCs w:val="false"/><w:color w:val="1a1a1a"/><w:sz w:val="19"/><w:szCs w:val="19"/></w:rPr><w:t xml:space="preserve">Top bar</w:t></w:r></w:p></w:tc><w:tc><w:tcPr><w:tcW w:type="dxa" w:w="7560"/><w:tcMar><w:top w:type="dxa" w:w="40"/><w:left w:type="dxa" w:w="80"/><w:bottom w:type="dxa" w:w="40"/><w:right w:type="dxa" w:w="80"/></w:tcMar></w:tcPr><w:p><w:pPr><w:spacing w:after="0"/></w:pPr><w:r><w:rPr><w:b w:val="false"/><w:bCs w:val="false"/><w:color w:val="1a1a1a"/><w:sz w:val="19"/><w:szCs w:val="19"/></w:rPr><w:t xml:space="preserve">Position, speed, heading, energy, and the SAFETY STATE — it reads SAFE until you arm</w:t></w:r></w:p></w:tc></w:tr><w:tr><w:tc><w:tcPr><w:tcW w:type="dxa" w:w="1800"/><w:tcMar><w:top w:type="dxa" w:w="40"/><w:left w:type="dxa" w:w="80"/><w:bottom w:type="dxa" w:w="40"/><w:right w:type="dxa" w:w="80"/></w:tcMar></w:tcPr><w:p><w:pPr><w:spacing w:after="0"/></w:pPr><w:r><w:rPr><w:b w:val="false"/><w:bCs w:val="false"/><w:color w:val="1a1a1a"/><w:sz w:val="19"/><w:szCs w:val="19"/></w:rPr><w:t xml:space="preserve">Right-hand card</w:t></w:r></w:p></w:tc><w:tc><w:tcPr><w:tcW w:type="dxa" w:w="7560"/><w:tcMar><w:top w:type="dxa" w:w="40"/><w:left w:type="dxa" w:w="80"/><w:bottom w:type="dxa" w:w="40"/><w:right w:type="dxa" w:w="80"/></w:tcMar></w:tcPr><w:p><w:pPr><w:spacing w:after="0"/></w:pPr><w:r><w:rPr><w:b w:val="false"/><w:bCs w:val="false"/><w:color w:val="1a1a1a"/><w:sz w:val="19"/><w:szCs w:val="19"/></w:rPr><w:t xml:space="preserve">The detailed vessel state, plus a MISSION block once anything is planned</w:t></w:r></w:p></w:tc></w:tr><w:tr><w:tc><w:tcPr><w:tcW w:type="dxa" w:w="1800"/><w:tcMar><w:top w:type="dxa" w:w="40"/><w:left w:type="dxa" w:w="80"/><w:bottom w:type="dxa" w:w="40"/><w:right w:type="dxa" w:w="80"/></w:tcMar></w:tcPr><w:p><w:pPr><w:spacing w:after="0"/></w:pPr><w:r><w:rPr><w:b w:val="false"/><w:bCs w:val="false"/><w:color w:val="1a1a1a"/><w:sz w:val="19"/><w:szCs w:val="19"/></w:rPr><w:t xml:space="preserve">Button column</w:t></w:r></w:p></w:tc><w:tc><w:tcPr><w:tcW w:type="dxa" w:w="7560"/><w:tcMar><w:top w:type="dxa" w:w="40"/><w:left w:type="dxa" w:w="80"/><w:bottom w:type="dxa" w:w="40"/><w:right w:type="dxa" w:w="80"/></w:tcMar></w:tcPr><w:p><w:pPr><w:spacing w:after="0"/></w:pPr><w:r><w:rPr><w:b w:val="false"/><w:bCs w:val="false"/><w:color w:val="1a1a1a"/><w:sz w:val="19"/><w:szCs w:val="19"/></w:rPr><w:t xml:space="preserve">Chart layers and planning modes</w:t></w:r></w:p></w:tc></w:tr><w:tr><w:tc><w:tcPr><w:tcW w:type="dxa" w:w="1800"/><w:tcMar><w:top w:type="dxa" w:w="40"/><w:left w:type="dxa" w:w="80"/><w:bottom w:type="dxa" w:w="40"/><w:right w:type="dxa" w:w="80"/></w:tcMar></w:tcPr><w:p><w:pPr><w:spacing w:after="0"/></w:pPr><w:r><w:rPr><w:b w:val="false"/><w:bCs w:val="false"/><w:color w:val="1a1a1a"/><w:sz w:val="19"/><w:szCs w:val="19"/></w:rPr><w:t xml:space="preserve">Bottom bar</w:t></w:r></w:p></w:tc><w:tc><w:tcPr><w:tcW w:type="dxa" w:w="7560"/><w:tcMar><w:top w:type="dxa" w:w="40"/><w:left w:type="dxa" w:w="80"/><w:bottom w:type="dxa" w:w="40"/><w:right w:type="dxa" w:w="80"/></w:tcMar></w:tcPr><w:p><w:pPr><w:spacing w:after="0"/></w:pPr><w:r><w:rPr><w:b w:val="false"/><w:bCs w:val="false"/><w:color w:val="1a1a1a"/><w:sz w:val="19"/><w:szCs w:val="19"/></w:rPr><w:t xml:space="preserve">Run parameters and the commands</w:t></w:r></w:p></w:tc></w:tr><w:tr><w:tc><w:tcPr><w:tcW w:type="dxa" w:w="1800"/><w:tcMar><w:top w:type="dxa" w:w="40"/><w:left w:type="dxa" w:w="80"/><w:bottom w:type="dxa" w:w="40"/><w:right w:type="dxa" w:w="80"/></w:tcMar></w:tcPr><w:p><w:pPr><w:spacing w:after="0"/></w:pPr><w:r><w:rPr><w:rFonts w:ascii="Consolas" w:cs="Consolas" w:eastAsia="Consolas" w:hAnsi="Consolas"/><w:color w:val="1a1a1a"/><w:sz w:val="19"/><w:szCs w:val="19"/></w:rPr><w:t xml:space="preserve">?</w:t></w:r><w:r><w:rPr><w:b w:val="false"/><w:bCs w:val="false"/><w:color w:val="1a1a1a"/><w:sz w:val="19"/><w:szCs w:val="19"/></w:rPr><w:t xml:space="preserve"> bottom-left</w:t></w:r></w:p></w:tc><w:tc><w:tcPr><w:tcW w:type="dxa" w:w="7560"/><w:tcMar><w:top w:type="dxa" w:w="40"/><w:left w:type="dxa" w:w="80"/><w:bottom w:type="dxa" w:w="40"/><w:right w:type="dxa" w:w="80"/></w:tcMar></w:tcPr><w:p><w:pPr><w:spacing w:after="0"/></w:pPr><w:r><w:rPr><w:b w:val="false"/><w:bCs w:val="false"/><w:color w:val="1a1a1a"/><w:sz w:val="19"/><w:szCs w:val="19"/></w:rPr><w:t xml:space="preserve">The built-in quick start card</w:t></w:r></w:p></w:tc></w:tr></w:tbl><w:p><w:pPr><w:spacing w:after="120"/></w:pPr><w:r><w:rPr><w:color w:val="1a1a1a"/><w:sz w:val="21"/><w:szCs w:val="21"/></w:rPr><w:t xml:space="preserve">Zoom with </w:t></w:r><w:r><w:rPr><w:rFonts w:ascii="Consolas" w:cs="Consolas" w:eastAsia="Consolas" w:hAnsi="Consolas"/><w:color w:val="1a1a1a"/><w:sz w:val="20"/><w:szCs w:val="20"/></w:rPr><w:t xml:space="preserve">+</w:t></w:r><w:r><w:rPr><w:color w:val="1a1a1a"/><w:sz w:val="21"/><w:szCs w:val="21"/></w:rPr><w:t xml:space="preserve"> / </w:t></w:r><w:r><w:rPr><w:rFonts w:ascii="Consolas" w:cs="Consolas" w:eastAsia="Consolas" w:hAnsi="Consolas"/><w:color w:val="1a1a1a"/><w:sz w:val="20"/><w:szCs w:val="20"/></w:rPr><w:t xml:space="preserve">−</w:t></w:r><w:r><w:rPr><w:color w:val="1a1a1a"/><w:sz w:val="21"/><w:szCs w:val="21"/></w:rPr><w:t xml:space="preserve">, drag to pan, </w:t></w:r><w:r><w:rPr><w:rFonts w:ascii="Consolas" w:cs="Consolas" w:eastAsia="Consolas" w:hAnsi="Consolas"/><w:color w:val="1a1a1a"/><w:sz w:val="20"/><w:szCs w:val="20"/></w:rPr><w:t xml:space="preserve">BOAT</w:t></w:r><w:r><w:rPr><w:color w:val="1a1a1a"/><w:sz w:val="21"/><w:szCs w:val="21"/></w:rPr><w:t xml:space="preserve"> re-centres on the vessel. Turn on </w:t></w:r><w:r><w:rPr><w:rFonts w:ascii="Consolas" w:cs="Consolas" w:eastAsia="Consolas" w:hAnsi="Consolas"/><w:color w:val="1a1a1a"/><w:sz w:val="20"/><w:szCs w:val="20"/></w:rPr><w:t xml:space="preserve">NOGO</w:t></w:r><w:r><w:rPr><w:color w:val="1a1a1a"/><w:sz w:val="21"/><w:szCs w:val="21"/></w:rPr><w:t xml:space="preserve"> to see the keep-out zones the vessel will refuse to cross — that overlay is the single most useful thing on screen while you are learning. (Ops manual 4)</w:t></w:r></w:p><w:p><w:pPr><w:pStyle w:val="Heading1"/><w:spacing w:after="170" w:before="340"/></w:pPr><w:r><w:t xml:space="preserve">3  Your first command — a Go-To</w:t></w:r></w:p><w:p><w:pPr><w:spacing w:after="120"/></w:pPr><w:r><w:rPr><w:color w:val="1a1a1a"/><w:sz w:val="21"/><w:szCs w:val="21"/></w:rPr><w:t xml:space="preserve">Nothing moves until you arm. That is the whole safety model in one sentence.</w:t></w:r></w:p><w:p><w:pPr><w:pStyle w:val="ListParagraph"/><w:numPr><w:ilvl w:val="0"/><w:numId w:val="2"/></w:numPr><w:spacing w:after="70"/></w:pPr><w:r><w:rPr><w:color w:val="1a1a1a"/><w:sz w:val="21"/><w:szCs w:val="21"/></w:rPr><w:t xml:space="preserve">Press </w:t></w:r><w:r><w:rPr><w:rFonts w:ascii="Consolas" w:cs="Consolas" w:eastAsia="Consolas" w:hAnsi="Consolas"/><w:color w:val="1a1a1a"/><w:sz w:val="20"/><w:szCs w:val="20"/></w:rPr><w:t xml:space="preserve">Arm</w:t></w:r><w:r><w:rPr><w:color w:val="1a1a1a"/><w:sz w:val="21"/><w:szCs w:val="21"/></w:rPr><w:t xml:space="preserve">. The safety pill changes from SAFE.</w:t></w:r></w:p><w:p><w:pPr><w:pStyle w:val="ListParagraph"/><w:numPr><w:ilvl w:val="0"/><w:numId w:val="2"/></w:numPr><w:spacing w:after="70"/></w:pPr><w:r><w:rPr><w:color w:val="1a1a1a"/><w:sz w:val="21"/><w:szCs w:val="21"/></w:rPr><w:t xml:space="preserve">Press </w:t></w:r><w:r><w:rPr><w:rFonts w:ascii="Consolas" w:cs="Consolas" w:eastAsia="Consolas" w:hAnsi="Consolas"/><w:color w:val="1a1a1a"/><w:sz w:val="20"/><w:szCs w:val="20"/></w:rPr><w:t xml:space="preserve">Go-To</w:t></w:r><w:r><w:rPr><w:color w:val="1a1a1a"/><w:sz w:val="21"/><w:szCs w:val="21"/></w:rPr><w:t xml:space="preserve">, then click a point on open water a few hundred metres away.</w:t></w:r></w:p><w:p><w:pPr><w:pStyle w:val="ListParagraph"/><w:numPr><w:ilvl w:val="0"/><w:numId w:val="2"/></w:numPr><w:spacing w:after="70"/></w:pPr><w:r><w:rPr><w:color w:val="1a1a1a"/><w:sz w:val="21"/><w:szCs w:val="21"/></w:rPr><w:t xml:space="preserve">Read the BANNER across the chart. It says whether the route went direct or was routed around obstacles, and how many waypoints it used.</w:t></w:r></w:p><w:p><w:pPr><w:spacing w:after="120"/></w:pPr><w:r><w:rPr><w:color w:val="1a1a1a"/><w:sz w:val="21"/><w:szCs w:val="21"/></w:rPr><w:t xml:space="preserve">The vessel drives there, around anything charted in the way, and station-keeps on arrival. Now try clicking a point on the far side of a pier or a shoal — the console will route a way round it, or REFUSE and pulse the offending feature with a cross. A refusal is a result, not a failure. (Ops manual 8.1, 2.4)</w:t></w:r></w:p><w:p><w:pPr><w:pStyle w:val="Heading1"/><w:spacing w:after="170" w:before="340"/></w:pPr><w:r><w:t xml:space="preserve">4  Your first survey</w:t></w:r></w:p><w:p><w:pPr><w:pStyle w:val="Heading2"/><w:spacing w:after="130" w:before="260"/></w:pPr><w:r><w:t xml:space="preserve">4.1  Draw the pattern</w:t></w:r></w:p><w:p><w:pPr><w:spacing w:after="120"/></w:pPr><w:r><w:rPr><w:color w:val="1a1a1a"/><w:sz w:val="21"/><w:szCs w:val="21"/></w:rPr><w:t xml:space="preserve">Press </w:t></w:r><w:r><w:rPr><w:rFonts w:ascii="Consolas" w:cs="Consolas" w:eastAsia="Consolas" w:hAnsi="Consolas"/><w:color w:val="1a1a1a"/><w:sz w:val="20"/><w:szCs w:val="20"/></w:rPr><w:t xml:space="preserve">SURV</w:t></w:r><w:r><w:rPr><w:color w:val="1a1a1a"/><w:sz w:val="21"/><w:szCs w:val="21"/></w:rPr><w:t xml:space="preserve"> and click three times:</w:t></w:r></w:p><w:p><w:pPr><w:pStyle w:val="ListParagraph"/><w:numPr><w:ilvl w:val="0"/><w:numId w:val="2"/></w:numPr><w:spacing w:after="70"/></w:pPr><w:r><w:rPr><w:color w:val="1a1a1a"/><w:sz w:val="21"/><w:szCs w:val="21"/></w:rPr><w:t xml:space="preserve">The START CORNER of the area you want covered.</w:t></w:r></w:p><w:p><w:pPr><w:pStyle w:val="ListParagraph"/><w:numPr><w:ilvl w:val="0"/><w:numId w:val="2"/></w:numPr><w:spacing w:after="70"/></w:pPr><w:r><w:rPr><w:color w:val="1a1a1a"/><w:sz w:val="21"/><w:szCs w:val="21"/></w:rPr><w:t xml:space="preserve">The OPPOSITE (diagonal) corner.</w:t></w:r></w:p><w:p><w:pPr><w:pStyle w:val="ListParagraph"/><w:numPr><w:ilvl w:val="0"/><w:numId w:val="2"/></w:numPr><w:spacing w:after="70"/></w:pPr><w:r><w:rPr><w:color w:val="1a1a1a"/><w:sz w:val="21"/><w:szCs w:val="21"/></w:rPr><w:t xml:space="preserve">A third point — its DISTANCE from the start sets the line spacing, its BEARING sets the line direction.</w:t></w:r></w:p><w:p><w:pPr><w:spacing w:after="120"/></w:pPr><w:r><w:rPr><w:color w:val="1a1a1a"/><w:sz w:val="21"/><w:szCs w:val="21"/></w:rPr><w:t xml:space="preserve">Parallel lines fill the box immediately. Drag any of the three points to adjust; drag the CROSSHAIR GRIP at the centre to move the whole pattern without changing its shape. (Ops manual 9.1)</w:t></w:r></w:p><w:p><w:pPr><w:pStyle w:val="Heading2"/><w:spacing w:after="130" w:before="260"/></w:pPr><w:r><w:t xml:space="preserve">4.2  Punch it out</w:t></w:r></w:p><w:p><w:pPr><w:spacing w:after="120"/></w:pPr><w:r><w:rPr><w:color w:val="1a1a1a"/><w:sz w:val="21"/><w:szCs w:val="21"/></w:rPr><w:t xml:space="preserve">Press </w:t></w:r><w:r><w:rPr><w:rFonts w:ascii="Consolas" w:cs="Consolas" w:eastAsia="Consolas" w:hAnsi="Consolas"/><w:color w:val="1a1a1a"/><w:sz w:val="20"/><w:szCs w:val="20"/></w:rPr><w:t xml:space="preserve">Punch Out</w:t></w:r><w:r><w:rPr><w:color w:val="1a1a1a"/><w:sz w:val="21"/><w:szCs w:val="21"/></w:rPr><w:t xml:space="preserve">. The console fetches the chart for the survey area and trims every line out of land, structures, hazards and water outside your depth limits. THIS IS THE STEP THAT MAKES THE PLAN TRUSTWORTHY — read what it reports.</w:t></w:r></w:p><w:p><w:pPr><w:pBdr><w:top w:val="single" w:color="E0C09A" w:sz="2"/><w:bottom w:val="single" w:color="E0C09A" w:sz="2"/><w:left w:val="single" w:color="C87A3A" w:sz="12"/><w:right w:val="single" w:color="E0C09A" w:sz="2"/></w:pBdr><w:shd w:fill="FBF0E4" w:val="clear"/><w:spacing w:after="140" w:before="100"/><w:ind w:left="160" w:right="160"/></w:pPr><w:r><w:rPr><w:b/><w:bCs/><w:color w:val="8a3a1f"/><w:sz w:val="20"/><w:szCs w:val="20"/></w:rPr><w:t xml:space="preserve">IF IT SAYS “UNTRACKABLE”  </w:t></w:r><w:r><w:rPr><w:color w:val="1a1a1a"/><w:sz w:val="20"/><w:szCs w:val="20"/></w:rPr><w:t xml:space="preserve">Your line spacing is tighter than the vessel can turn in at the plan speed. Widen the spacing or drop the speed and punch out again. (Ops manual 9.5.1)</w:t></w:r></w:p><w:p><w:pPr><w:pStyle w:val="Heading2"/><w:spacing w:after="130" w:before="260"/></w:pPr><w:r><w:t xml:space="preserve">4.3  Commit and run</w:t></w:r></w:p><w:p><w:pPr><w:pStyle w:val="ListParagraph"/><w:numPr><w:ilvl w:val="0"/><w:numId w:val="2"/></w:numPr><w:spacing w:after="70"/></w:pPr><w:r><w:rPr><w:rFonts w:ascii="Consolas" w:cs="Consolas" w:eastAsia="Consolas" w:hAnsi="Consolas"/><w:color w:val="1a1a1a"/><w:sz w:val="20"/><w:szCs w:val="20"/></w:rPr><w:t xml:space="preserve">Add to plan</w:t></w:r><w:r><w:rPr><w:color w:val="1a1a1a"/><w:sz w:val="21"/><w:szCs w:val="21"/></w:rPr><w:t xml:space="preserve"> — commits the lines and waypoints.</w:t></w:r></w:p><w:p><w:pPr><w:pStyle w:val="ListParagraph"/><w:numPr><w:ilvl w:val="0"/><w:numId w:val="2"/></w:numPr><w:spacing w:after="70"/></w:pPr><w:r><w:rPr><w:rFonts w:ascii="Consolas" w:cs="Consolas" w:eastAsia="Consolas" w:hAnsi="Consolas"/><w:color w:val="1a1a1a"/><w:sz w:val="20"/><w:szCs w:val="20"/></w:rPr><w:t xml:space="preserve">Upload</w:t></w:r><w:r><w:rPr><w:color w:val="1a1a1a"/><w:sz w:val="21"/><w:szCs w:val="21"/></w:rPr><w:t xml:space="preserve"> — pushes the plan to the vessel, routing the approach clear of obstacles.</w:t></w:r></w:p><w:p><w:pPr><w:pStyle w:val="ListParagraph"/><w:numPr><w:ilvl w:val="0"/><w:numId w:val="2"/></w:numPr><w:spacing w:after="70"/></w:pPr><w:r><w:rPr><w:rFonts w:ascii="Consolas" w:cs="Consolas" w:eastAsia="Consolas" w:hAnsi="Consolas"/><w:color w:val="1a1a1a"/><w:sz w:val="20"/><w:szCs w:val="20"/></w:rPr><w:t xml:space="preserve">Start</w:t></w:r><w:r><w:rPr><w:color w:val="1a1a1a"/><w:sz w:val="21"/><w:szCs w:val="21"/></w:rPr><w:t xml:space="preserve"> — the run begins.</w:t></w:r></w:p><w:p><w:pPr><w:spacing w:after="120"/></w:pPr><w:r><w:rPr><w:color w:val="1a1a1a"/><w:sz w:val="21"/><w:szCs w:val="21"/></w:rPr><w:t xml:space="preserve">Watch the MISSION block: type, waypoint progress, distance and time to the end, percent complete. </w:t></w:r><w:r><w:rPr><w:rFonts w:ascii="Consolas" w:cs="Consolas" w:eastAsia="Consolas" w:hAnsi="Consolas"/><w:color w:val="1a1a1a"/><w:sz w:val="20"/><w:szCs w:val="20"/></w:rPr><w:t xml:space="preserve">LINES</w:t></w:r><w:r><w:rPr><w:color w:val="1a1a1a"/><w:sz w:val="21"/><w:szCs w:val="21"/></w:rPr><w:t xml:space="preserve"> opens a per-line table showing planned against actual time as the run proceeds.</w:t></w:r></w:p><w:p><w:pPr><w:pStyle w:val="Heading1"/><w:spacing w:after="170" w:before="340"/></w:pPr><w:r><w:t xml:space="preserve">5  Know where it will end up</w:t></w:r></w:p><w:p><w:pPr><w:spacing w:after="120"/></w:pPr><w:r><w:rPr><w:color w:val="1a1a1a"/><w:sz w:val="21"/><w:szCs w:val="21"/></w:rPr><w:t xml:space="preserve">The </w:t></w:r><w:r><w:rPr><w:rFonts w:ascii="Consolas" w:cs="Consolas" w:eastAsia="Consolas" w:hAnsi="Consolas"/><w:color w:val="1a1a1a"/><w:sz w:val="20"/><w:szCs w:val="20"/></w:rPr><w:t xml:space="preserve">End of plan</w:t></w:r><w:r><w:rPr><w:color w:val="1a1a1a"/><w:sz w:val="21"/><w:szCs w:val="21"/></w:rPr><w:t xml:space="preserve"> selector in the command bar decides what happens when the plan finishes — RTH (return home and station-keep), Complete (stop), Loiter (hold at the last waypoint), or Repeat (loop until you stop it).</w:t></w:r></w:p><w:p><w:pPr><w:spacing w:after="120"/></w:pPr><w:r><w:rPr><w:color w:val="1a1a1a"/><w:sz w:val="21"/><w:szCs w:val="21"/></w:rPr><w:t xml:space="preserve">The MISSION block&apos;s </w:t></w:r><w:r><w:rPr><w:rFonts w:ascii="Consolas" w:cs="Consolas" w:eastAsia="Consolas" w:hAnsi="Consolas"/><w:color w:val="1a1a1a"/><w:sz w:val="20"/><w:szCs w:val="20"/></w:rPr><w:t xml:space="preserve">End mode</w:t></w:r><w:r><w:rPr><w:color w:val="1a1a1a"/><w:sz w:val="21"/><w:szCs w:val="21"/></w:rPr><w:t xml:space="preserve"> row tells you where THIS run will leave the vessel, from the moment it starts. With RTH selected it says so throughout — and it only says RTH when the return can actually happen. (Ops manual 11.5)</w:t></w:r></w:p><w:p><w:pPr><w:pStyle w:val="Heading1"/><w:spacing w:after="170" w:before="340"/></w:pPr><w:r><w:t xml:space="preserve">6  Stopping</w:t></w:r></w:p><w:tbl><w:tblPr><w:tblW w:type="dxa" w:w="9360"/><w:tblBorders><w:top w:val="single" w:color="auto" w:sz="4"/><w:left w:val="single" w:color="auto" w:sz="4"/><w:bottom w:val="single" w:color="auto" w:sz="4"/><w:right w:val="single" w:color="auto" w:sz="4"/><w:insideH w:val="single" w:color="auto" w:sz="4"/><w:insideV w:val="single" w:color="auto" w:sz="4"/></w:tblBorders></w:tblPr><w:tblGrid><w:gridCol w:w="1300"/><w:gridCol w:w="8060"/></w:tblGrid><w:tr><w:trPr><w:tblHeader/></w:trPr><w:tc><w:tcPr><w:tcW w:type="dxa" w:w="1300"/><w:shd w:fill="DDE5EF" w:val="clear"/><w:tcMar><w:top w:type="dxa" w:w="40"/><w:left w:type="dxa" w:w="80"/><w:bottom w:type="dxa" w:w="40"/><w:right w:type="dxa" w:w="80"/></w:tcMar></w:tcPr><w:p><w:pPr><w:spacing w:after="0"/></w:pPr><w:r><w:rPr><w:b/><w:bCs/><w:color w:val="1a1a1a"/><w:sz w:val="19"/><w:szCs w:val="19"/></w:rPr><w:t xml:space="preserve">Control</w:t></w:r></w:p></w:tc><w:tc><w:tcPr><w:tcW w:type="dxa" w:w="8060"/><w:shd w:fill="DDE5EF" w:val="clear"/><w:tcMar><w:top w:type="dxa" w:w="40"/><w:left w:type="dxa" w:w="80"/><w:bottom w:type="dxa" w:w="40"/><w:right w:type="dxa" w:w="80"/></w:tcMar></w:tcPr><w:p><w:pPr><w:spacing w:after="0"/></w:pPr><w:r><w:rPr><w:b/><w:bCs/><w:color w:val="1a1a1a"/><w:sz w:val="19"/><w:szCs w:val="19"/></w:rPr><w:t xml:space="preserve">Effect</w:t></w:r></w:p></w:tc></w:tr><w:tr><w:tc><w:tcPr><w:tcW w:type="dxa" w:w="1300"/><w:tcMar><w:top w:type="dxa" w:w="40"/><w:left w:type="dxa" w:w="80"/><w:bottom w:type="dxa" w:w="40"/><w:right w:type="dxa" w:w="80"/></w:tcMar></w:tcPr><w:p><w:pPr><w:spacing w:after="0"/></w:pPr><w:r><w:rPr><w:rFonts w:ascii="Consolas" w:cs="Consolas" w:eastAsia="Consolas" w:hAnsi="Consolas"/><w:color w:val="1a1a1a"/><w:sz w:val="19"/><w:szCs w:val="19"/></w:rPr><w:t xml:space="preserve">Pause</w:t></w:r></w:p></w:tc><w:tc><w:tcPr><w:tcW w:type="dxa" w:w="8060"/><w:tcMar><w:top w:type="dxa" w:w="40"/><w:left w:type="dxa" w:w="80"/><w:bottom w:type="dxa" w:w="40"/><w:right w:type="dxa" w:w="80"/></w:tcMar></w:tcPr><w:p><w:pPr><w:spacing w:after="0"/></w:pPr><w:r><w:rPr><w:b w:val="false"/><w:bCs w:val="false"/><w:color w:val="1a1a1a"/><w:sz w:val="19"/><w:szCs w:val="19"/></w:rPr><w:t xml:space="preserve">Holds position, keeps the next waypoint — </w:t></w:r><w:r><w:rPr><w:rFonts w:ascii="Consolas" w:cs="Consolas" w:eastAsia="Consolas" w:hAnsi="Consolas"/><w:color w:val="1a1a1a"/><w:sz w:val="19"/><w:szCs w:val="19"/></w:rPr><w:t xml:space="preserve">Start</w:t></w:r><w:r><w:rPr><w:b w:val="false"/><w:bCs w:val="false"/><w:color w:val="1a1a1a"/><w:sz w:val="19"/><w:szCs w:val="19"/></w:rPr><w:t xml:space="preserve"> resumes</w:t></w:r></w:p></w:tc></w:tr><w:tr><w:tc><w:tcPr><w:tcW w:type="dxa" w:w="1300"/><w:tcMar><w:top w:type="dxa" w:w="40"/><w:left w:type="dxa" w:w="80"/><w:bottom w:type="dxa" w:w="40"/><w:right w:type="dxa" w:w="80"/></w:tcMar></w:tcPr><w:p><w:pPr><w:spacing w:after="0"/></w:pPr><w:r><w:rPr><w:rFonts w:ascii="Consolas" w:cs="Consolas" w:eastAsia="Consolas" w:hAnsi="Consolas"/><w:color w:val="1a1a1a"/><w:sz w:val="19"/><w:szCs w:val="19"/></w:rPr><w:t xml:space="preserve">Stop</w:t></w:r></w:p></w:tc><w:tc><w:tcPr><w:tcW w:type="dxa" w:w="8060"/><w:tcMar><w:top w:type="dxa" w:w="40"/><w:left w:type="dxa" w:w="80"/><w:bottom w:type="dxa" w:w="40"/><w:right w:type="dxa" w:w="80"/></w:tcMar></w:tcPr><w:p><w:pPr><w:spacing w:after="0"/></w:pPr><w:r><w:rPr><w:b w:val="false"/><w:bCs w:val="false"/><w:color w:val="1a1a1a"/><w:sz w:val="19"/><w:szCs w:val="19"/></w:rPr><w:t xml:space="preserve">Aborts the run</w:t></w:r></w:p></w:tc></w:tr><w:tr><w:tc><w:tcPr><w:tcW w:type="dxa" w:w="1300"/><w:tcMar><w:top w:type="dxa" w:w="40"/><w:left w:type="dxa" w:w="80"/><w:bottom w:type="dxa" w:w="40"/><w:right w:type="dxa" w:w="80"/></w:tcMar></w:tcPr><w:p><w:pPr><w:spacing w:after="0"/></w:pPr><w:r><w:rPr><w:rFonts w:ascii="Consolas" w:cs="Consolas" w:eastAsia="Consolas" w:hAnsi="Consolas"/><w:color w:val="1a1a1a"/><w:sz w:val="19"/><w:szCs w:val="19"/></w:rPr><w:t xml:space="preserve">E-STOP</w:t></w:r></w:p></w:tc><w:tc><w:tcPr><w:tcW w:type="dxa" w:w="8060"/><w:tcMar><w:top w:type="dxa" w:w="40"/><w:left w:type="dxa" w:w="80"/><w:bottom w:type="dxa" w:w="40"/><w:right w:type="dxa" w:w="80"/></w:tcMar></w:tcPr><w:p><w:pPr><w:spacing w:after="0"/></w:pPr><w:r><w:rPr><w:b w:val="false"/><w:bCs w:val="false"/><w:color w:val="1a1a1a"/><w:sz w:val="19"/><w:szCs w:val="19"/></w:rPr><w:t xml:space="preserve">Command-side motor cut and force-disarm. NOT the vessel&apos;s true failsafe — that is the transmitter.</w:t></w:r></w:p></w:tc></w:tr><w:tr><w:tc><w:tcPr><w:tcW w:type="dxa" w:w="1300"/><w:tcMar><w:top w:type="dxa" w:w="40"/><w:left w:type="dxa" w:w="80"/><w:bottom w:type="dxa" w:w="40"/><w:right w:type="dxa" w:w="80"/></w:tcMar></w:tcPr><w:p><w:pPr><w:spacing w:after="0"/></w:pPr><w:r><w:rPr><w:rFonts w:ascii="Consolas" w:cs="Consolas" w:eastAsia="Consolas" w:hAnsi="Consolas"/><w:color w:val="1a1a1a"/><w:sz w:val="19"/><w:szCs w:val="19"/></w:rPr><w:t xml:space="preserve">Reset</w:t></w:r></w:p></w:tc><w:tc><w:tcPr><w:tcW w:type="dxa" w:w="8060"/><w:tcMar><w:top w:type="dxa" w:w="40"/><w:left w:type="dxa" w:w="80"/><w:bottom w:type="dxa" w:w="40"/><w:right w:type="dxa" w:w="80"/></w:tcMar></w:tcPr><w:p><w:pPr><w:spacing w:after="0"/></w:pPr><w:r><w:rPr><w:b w:val="false"/><w:bCs w:val="false"/><w:color w:val="1a1a1a"/><w:sz w:val="19"/><w:szCs w:val="19"/></w:rPr><w:t xml:space="preserve">Simulator only: power-cycle back to a clean slate</w:t></w:r></w:p></w:tc></w:tr></w:tbl><w:p><w:pPr><w:pStyle w:val="Heading1"/><w:spacing w:after="170" w:before="340"/></w:pPr><w:r><w:t xml:space="preserve">7  Worth trying next</w:t></w:r></w:p><w:tbl><w:tblPr><w:tblW w:type="dxa" w:w="9360"/><w:tblBorders><w:top w:val="single" w:color="auto" w:sz="4"/><w:left w:val="single" w:color="auto" w:sz="4"/><w:bottom w:val="single" w:color="auto" w:sz="4"/><w:right w:val="single" w:color="auto" w:sz="4"/><w:insideH w:val="single" w:color="auto" w:sz="4"/><w:insideV w:val="single" w:color="auto" w:sz="4"/></w:tblBorders></w:tblPr><w:tblGrid><w:gridCol w:w="1700"/><w:gridCol w:w="7660"/></w:tblGrid><w:tr><w:trPr><w:tblHeader/></w:trPr><w:tc><w:tcPr><w:tcW w:type="dxa" w:w="1700"/><w:shd w:fill="DDE5EF" w:val="clear"/><w:tcMar><w:top w:type="dxa" w:w="40"/><w:left w:type="dxa" w:w="80"/><w:bottom w:type="dxa" w:w="40"/><w:right w:type="dxa" w:w="80"/></w:tcMar></w:tcPr><w:p><w:pPr><w:spacing w:after="0"/></w:pPr><w:r><w:rPr><w:b/><w:bCs/><w:color w:val="1a1a1a"/><w:sz w:val="19"/><w:szCs w:val="19"/></w:rPr><w:t xml:space="preserve">Try</w:t></w:r></w:p></w:tc><w:tc><w:tcPr><w:tcW w:type="dxa" w:w="7660"/><w:shd w:fill="DDE5EF" w:val="clear"/><w:tcMar><w:top w:type="dxa" w:w="40"/><w:left w:type="dxa" w:w="80"/><w:bottom w:type="dxa" w:w="40"/><w:right w:type="dxa" w:w="80"/></w:tcMar></w:tcPr><w:p><w:pPr><w:spacing w:after="0"/></w:pPr><w:r><w:rPr><w:b/><w:bCs/><w:color w:val="1a1a1a"/><w:sz w:val="19"/><w:szCs w:val="19"/></w:rPr><w:t xml:space="preserve">Why</w:t></w:r></w:p></w:tc></w:tr><w:tr><w:tc><w:tcPr><w:tcW w:type="dxa" w:w="1700"/><w:tcMar><w:top w:type="dxa" w:w="40"/><w:left w:type="dxa" w:w="80"/><w:bottom w:type="dxa" w:w="40"/><w:right w:type="dxa" w:w="80"/></w:tcMar></w:tcPr><w:p><w:pPr><w:spacing w:after="0"/></w:pPr><w:r><w:rPr><w:rFonts w:ascii="Consolas" w:cs="Consolas" w:eastAsia="Consolas" w:hAnsi="Consolas"/><w:color w:val="1a1a1a"/><w:sz w:val="19"/><w:szCs w:val="19"/></w:rPr><w:t xml:space="preserve">SRC</w:t></w:r></w:p></w:tc><w:tc><w:tcPr><w:tcW w:type="dxa" w:w="7660"/><w:tcMar><w:top w:type="dxa" w:w="40"/><w:left w:type="dxa" w:w="80"/><w:bottom w:type="dxa" w:w="40"/><w:right w:type="dxa" w:w="80"/></w:tcMar></w:tcPr><w:p><w:pPr><w:spacing w:after="0"/></w:pPr><w:r><w:rPr><w:b w:val="false"/><w:bCs w:val="false"/><w:color w:val="1a1a1a"/><w:sz w:val="19"/><w:szCs w:val="19"/></w:rPr><w:t xml:space="preserve">The chart&apos;s own title block and the SURVEY CONFIDENCE under the vessel. Some water is charted far better than other water.</w:t></w:r></w:p></w:tc></w:tr><w:tr><w:tc><w:tcPr><w:tcW w:type="dxa" w:w="1700"/><w:tcMar><w:top w:type="dxa" w:w="40"/><w:left w:type="dxa" w:w="80"/><w:bottom w:type="dxa" w:w="40"/><w:right w:type="dxa" w:w="80"/></w:tcMar></w:tcPr><w:p><w:pPr><w:spacing w:after="0"/></w:pPr><w:r><w:rPr><w:rFonts w:ascii="Consolas" w:cs="Consolas" w:eastAsia="Consolas" w:hAnsi="Consolas"/><w:color w:val="1a1a1a"/><w:sz w:val="19"/><w:szCs w:val="19"/></w:rPr><w:t xml:space="preserve">ENV</w:t></w:r></w:p></w:tc><w:tc><w:tcPr><w:tcW w:type="dxa" w:w="7660"/><w:tcMar><w:top w:type="dxa" w:w="40"/><w:left w:type="dxa" w:w="80"/><w:bottom w:type="dxa" w:w="40"/><w:right w:type="dxa" w:w="80"/></w:tcMar></w:tcPr><w:p><w:pPr><w:spacing w:after="0"/></w:pPr><w:r><w:rPr><w:b w:val="false"/><w:bCs w:val="false"/><w:color w:val="1a1a1a"/><w:sz w:val="19"/><w:szCs w:val="19"/></w:rPr><w:t xml:space="preserve">Real wind and sea push the simulated vessel off track. Override them and watch the crab angle change.</w:t></w:r></w:p></w:tc></w:tr><w:tr><w:tc><w:tcPr><w:tcW w:type="dxa" w:w="1700"/><w:tcMar><w:top w:type="dxa" w:w="40"/><w:left w:type="dxa" w:w="80"/><w:bottom w:type="dxa" w:w="40"/><w:right w:type="dxa" w:w="80"/></w:tcMar></w:tcPr><w:p><w:pPr><w:spacing w:after="0"/></w:pPr><w:r><w:rPr><w:b w:val="false"/><w:bCs w:val="false"/><w:color w:val="1a1a1a"/><w:sz w:val="19"/><w:szCs w:val="19"/></w:rPr><w:t xml:space="preserve">Switch vessel</w:t></w:r></w:p></w:tc><w:tc><w:tcPr><w:tcW w:type="dxa" w:w="7660"/><w:tcMar><w:top w:type="dxa" w:w="40"/><w:left w:type="dxa" w:w="80"/><w:bottom w:type="dxa" w:w="40"/><w:right w:type="dxa" w:w="80"/></w:tcMar></w:tcPr><w:p><w:pPr><w:spacing w:after="0"/></w:pPr><w:r><w:rPr><w:b w:val="false"/><w:bCs w:val="false"/><w:color w:val="1a1a1a"/><w:sz w:val="19"/><w:szCs w:val="19"/></w:rPr><w:t xml:space="preserve">The picker in the top bar. A different hull changes speeds, turn radius and the depth floor — watch the keep-out model change with it.</w:t></w:r></w:p></w:tc></w:tr><w:tr><w:tc><w:tcPr><w:tcW w:type="dxa" w:w="1700"/><w:tcMar><w:top w:type="dxa" w:w="40"/><w:left w:type="dxa" w:w="80"/><w:bottom w:type="dxa" w:w="40"/><w:right w:type="dxa" w:w="80"/></w:tcMar></w:tcPr><w:p><w:pPr><w:spacing w:after="0"/></w:pPr><w:r><w:rPr><w:rFonts w:ascii="Consolas" w:cs="Consolas" w:eastAsia="Consolas" w:hAnsi="Consolas"/><w:color w:val="1a1a1a"/><w:sz w:val="19"/><w:szCs w:val="19"/></w:rPr><w:t xml:space="preserve">TRAN</w:t></w:r></w:p></w:tc><w:tc><w:tcPr><w:tcW w:type="dxa" w:w="7660"/><w:tcMar><w:top w:type="dxa" w:w="40"/><w:left w:type="dxa" w:w="80"/><w:bottom w:type="dxa" w:w="40"/><w:right w:type="dxa" w:w="80"/></w:tcMar></w:tcPr><w:p><w:pPr><w:spacing w:after="0"/></w:pPr><w:r><w:rPr><w:b w:val="false"/><w:bCs w:val="false"/><w:color w:val="1a1a1a"/><w:sz w:val="19"/><w:szCs w:val="19"/></w:rPr><w:t xml:space="preserve">Draw a multi-segment transit and Follow it, when you want a specific path rather than the router&apos;s.</w:t></w:r></w:p></w:tc></w:tr><w:tr><w:tc><w:tcPr><w:tcW w:type="dxa" w:w="1700"/><w:tcMar><w:top w:type="dxa" w:w="40"/><w:left w:type="dxa" w:w="80"/><w:bottom w:type="dxa" w:w="40"/><w:right w:type="dxa" w:w="80"/></w:tcMar></w:tcPr><w:p><w:pPr><w:spacing w:after="0"/></w:pPr><w:r><w:rPr><w:rFonts w:ascii="Consolas" w:cs="Consolas" w:eastAsia="Consolas" w:hAnsi="Consolas"/><w:color w:val="1a1a1a"/><w:sz w:val="19"/><w:szCs w:val="19"/></w:rPr><w:t xml:space="preserve">ROC</w:t></w:r></w:p></w:tc><w:tc><w:tcPr><w:tcW w:type="dxa" w:w="7660"/><w:tcMar><w:top w:type="dxa" w:w="40"/><w:left w:type="dxa" w:w="80"/><w:bottom w:type="dxa" w:w="40"/><w:right w:type="dxa" w:w="80"/></w:tcMar></w:tcPr><w:p><w:pPr><w:spacing w:after="0"/></w:pPr><w:r><w:rPr><w:b w:val="false"/><w:bCs w:val="false"/><w:color w:val="1a1a1a"/><w:sz w:val="19"/><w:szCs w:val="19"/></w:rPr><w:t xml:space="preserve">Place a mothership, set it steaming, make it HOME — then Return-to-Home chases a moving recovery point.</w:t></w:r></w:p></w:tc></w:tr><w:tr><w:tc><w:tcPr><w:tcW w:type="dxa" w:w="1700"/><w:tcMar><w:top w:type="dxa" w:w="40"/><w:left w:type="dxa" w:w="80"/><w:bottom w:type="dxa" w:w="40"/><w:right w:type="dxa" w:w="80"/></w:tcMar></w:tcPr><w:p><w:pPr><w:spacing w:after="0"/></w:pPr><w:r><w:rPr><w:b w:val="false"/><w:bCs w:val="false"/><w:color w:val="1a1a1a"/><w:sz w:val="19"/><w:szCs w:val="19"/></w:rPr><w:t xml:space="preserve">Playback</w:t></w:r></w:p></w:tc><w:tc><w:tcPr><w:tcW w:type="dxa" w:w="7660"/><w:tcMar><w:top w:type="dxa" w:w="40"/><w:left w:type="dxa" w:w="80"/><w:bottom w:type="dxa" w:w="40"/><w:right w:type="dxa" w:w="80"/></w:tcMar></w:tcPr><w:p><w:pPr><w:spacing w:after="0"/></w:pPr><w:r><w:rPr><w:b w:val="false"/><w:bCs w:val="false"/><w:color w:val="1a1a1a"/><w:sz w:val="19"/><w:szCs w:val="19"/></w:rPr><w:t xml:space="preserve">Every session is recorded. Replay it on the same chart with a timeline of every command.</w:t></w:r></w:p></w:tc></w:tr></w:tbl><w:p><w:pPr><w:pStyle w:val="Heading1"/><w:spacing w:after="170" w:before="340"/></w:pPr><w:r><w:t xml:space="preserve">8  Where to go from here</w:t></w:r></w:p><w:tbl><w:tblPr><w:tblW w:type="dxa" w:w="9360"/><w:tblBorders><w:top w:val="single" w:color="auto" w:sz="4"/><w:left w:val="single" w:color="auto" w:sz="4"/><w:bottom w:val="single" w:color="auto" w:sz="4"/><w:right w:val="single" w:color="auto" w:sz="4"/><w:insideH w:val="single" w:color="auto" w:sz="4"/><w:insideV w:val="single" w:color="auto" w:sz="4"/></w:tblBorders></w:tblPr><w:tblGrid><w:gridCol w:w="2400"/><w:gridCol w:w="6960"/></w:tblGrid><w:tr><w:trPr><w:tblHeader/></w:trPr><w:tc><w:tcPr><w:tcW w:type="dxa" w:w="2400"/><w:shd w:fill="DDE5EF" w:val="clear"/><w:tcMar><w:top w:type="dxa" w:w="40"/><w:left w:type="dxa" w:w="80"/><w:bottom w:type="dxa" w:w="40"/><w:right w:type="dxa" w:w="80"/></w:tcMar></w:tcPr><w:p><w:pPr><w:spacing w:after="0"/></w:pPr><w:r><w:rPr><w:b/><w:bCs/><w:color w:val="1a1a1a"/><w:sz w:val="19"/><w:szCs w:val="19"/></w:rPr><w:t xml:space="preserve">Document</w:t></w:r></w:p></w:tc><w:tc><w:tcPr><w:tcW w:type="dxa" w:w="6960"/><w:shd w:fill="DDE5EF" w:val="clear"/><w:tcMar><w:top w:type="dxa" w:w="40"/><w:left w:type="dxa" w:w="80"/><w:bottom w:type="dxa" w:w="40"/><w:right w:type="dxa" w:w="80"/></w:tcMar></w:tcPr><w:p><w:pPr><w:spacing w:after="0"/></w:pPr><w:r><w:rPr><w:b/><w:bCs/><w:color w:val="1a1a1a"/><w:sz w:val="19"/><w:szCs w:val="19"/></w:rPr><w:t xml:space="preserve">For</w:t></w:r></w:p></w:tc></w:tr><w:tr><w:tc><w:tcPr><w:tcW w:type="dxa" w:w="2400"/><w:tcMar><w:top w:type="dxa" w:w="40"/><w:left w:type="dxa" w:w="80"/><w:bottom w:type="dxa" w:w="40"/><w:right w:type="dxa" w:w="80"/></w:tcMar></w:tcPr><w:p><w:pPr><w:spacing w:after="0"/></w:pPr><w:r><w:rPr><w:b w:val="false"/><w:bCs w:val="false"/><w:color w:val="1a1a1a"/><w:sz w:val="19"/><w:szCs w:val="19"/></w:rPr><w:t xml:space="preserve">Operations Manual</w:t></w:r></w:p></w:tc><w:tc><w:tcPr><w:tcW w:type="dxa" w:w="6960"/><w:tcMar><w:top w:type="dxa" w:w="40"/><w:left w:type="dxa" w:w="80"/><w:bottom w:type="dxa" w:w="40"/><w:right w:type="dxa" w:w="80"/></w:tcMar></w:tcPr><w:p><w:pPr><w:spacing w:after="0"/></w:pPr><w:r><w:rPr><w:b w:val="false"/><w:bCs w:val="false"/><w:color w:val="1a1a1a"/><w:sz w:val="19"/><w:szCs w:val="19"/></w:rPr><w:t xml:space="preserve">The full operational picture — safety model, every control, planning depth, contingencies, checklists</w:t></w:r></w:p></w:tc></w:tr><w:tr><w:tc><w:tcPr><w:tcW w:type="dxa" w:w="2400"/><w:tcMar><w:top w:type="dxa" w:w="40"/><w:left w:type="dxa" w:w="80"/><w:bottom w:type="dxa" w:w="40"/><w:right w:type="dxa" w:w="80"/></w:tcMar></w:tcPr><w:p><w:pPr><w:spacing w:after="0"/></w:pPr><w:r><w:rPr><w:b w:val="false"/><w:bCs w:val="false"/><w:color w:val="1a1a1a"/><w:sz w:val="19"/><w:szCs w:val="19"/></w:rPr><w:t xml:space="preserve">Technical Manual</w:t></w:r></w:p></w:tc><w:tc><w:tcPr><w:tcW w:type="dxa" w:w="6960"/><w:tcMar><w:top w:type="dxa" w:w="40"/><w:left w:type="dxa" w:w="80"/><w:bottom w:type="dxa" w:w="40"/><w:right w:type="dxa" w:w="80"/></w:tcMar></w:tcPr><w:p><w:pPr><w:spacing w:after="0"/></w:pPr><w:r><w:rPr><w:b w:val="false"/><w:bCs w:val="false"/><w:color w:val="1a1a1a"/><w:sz w:val="19"/><w:szCs w:val="19"/></w:rPr><w:t xml:space="preserve">Architecture, subsystems, HTTP API, data formats, extension recipes</w:t></w:r></w:p></w:tc></w:tr><w:tr><w:tc><w:tcPr><w:tcW w:type="dxa" w:w="2400"/><w:tcMar><w:top w:type="dxa" w:w="40"/><w:left w:type="dxa" w:w="80"/><w:bottom w:type="dxa" w:w="40"/><w:right w:type="dxa" w:w="80"/></w:tcMar></w:tcPr><w:p><w:pPr><w:spacing w:after="0"/></w:pPr><w:r><w:rPr><w:b w:val="false"/><w:bCs w:val="false"/><w:color w:val="1a1a1a"/><w:sz w:val="19"/><w:szCs w:val="19"/></w:rPr><w:t xml:space="preserve">Development Guide</w:t></w:r></w:p></w:tc><w:tc><w:tcPr><w:tcW w:type="dxa" w:w="6960"/><w:tcMar><w:top w:type="dxa" w:w="40"/><w:left w:type="dxa" w:w="80"/><w:bottom w:type="dxa" w:w="40"/><w:right w:type="dxa" w:w="80"/></w:tcMar></w:tcPr><w:p><w:pPr><w:spacing w:after="0"/></w:pPr><w:r><w:rPr><w:b w:val="false"/><w:bCs w:val="false"/><w:color w:val="1a1a1a"/><w:sz w:val="19"/><w:szCs w:val="19"/></w:rPr><w:t xml:space="preserve">How the project is built and verified, and the practices that keep it honest</w:t></w:r></w:p></w:tc></w:tr><w:tr><w:tc><w:tcPr><w:tcW w:type="dxa" w:w="2400"/><w:tcMar><w:top w:type="dxa" w:w="40"/><w:left w:type="dxa" w:w="80"/><w:bottom w:type="dxa" w:w="40"/><w:right w:type="dxa" w:w="80"/></w:tcMar></w:tcPr><w:p><w:pPr><w:spacing w:after="0"/></w:pPr><w:r><w:rPr><w:rFonts w:ascii="Consolas" w:cs="Consolas" w:eastAsia="Consolas" w:hAnsi="Consolas"/><w:color w:val="1a1a1a"/><w:sz w:val="19"/><w:szCs w:val="19"/></w:rPr><w:t xml:space="preserve">README.md</w:t></w:r></w:p></w:tc><w:tc><w:tcPr><w:tcW w:type="dxa" w:w="6960"/><w:tcMar><w:top w:type="dxa" w:w="40"/><w:left w:type="dxa" w:w="80"/><w:bottom w:type="dxa" w:w="40"/><w:right w:type="dxa" w:w="80"/></w:tcMar></w:tcPr><w:p><w:pPr><w:spacing w:after="0"/></w:pPr><w:r><w:rPr><w:b w:val="false"/><w:bCs w:val="false"/><w:color w:val="1a1a1a"/><w:sz w:val="19"/><w:szCs w:val="19"/></w:rPr><w:t xml:space="preserve">Feature-by-feature tour with the reasoning behind each one</w:t></w:r></w:p></w:tc></w:tr></w:tbl><w:p><w:pPr><w:pBdr><w:top w:val="single" w:color="E0C09A" w:sz="2"/><w:bottom w:val="single" w:color="E0C09A" w:sz="2"/><w:left w:val="single" w:color="C87A3A" w:sz="12"/><w:right w:val="single" w:color="E0C09A" w:sz="2"/></w:pBdr><w:shd w:fill="FBF0E4" w:val="clear"/><w:spacing w:after="140" w:before="100"/><w:ind w:left="160" w:right="160"/></w:pPr><w:r><w:rPr><w:b/><w:bCs/><w:color w:val="8a3a1f"/><w:sz w:val="20"/><w:szCs w:val="20"/></w:rPr><w:t xml:space="preserve">BEFORE A REAL VESSEL  </w:t></w:r><w:r><w:rPr><w:color w:val="1a1a1a"/><w:sz w:val="20"/><w:szCs w:val="20"/></w:rPr><w:t xml:space="preserve">Read the Operations Manual&apos;s safety model (section 2) and its checklists (section 16) in full. The simulator forgives everything; the water forgives nothing.</w:t></w:r></w:p><w:sectPr><w:pgSz w:w="12240" w:h="15840" w:orient="portrait"/><w:pgMar w:top="1440" w:right="1440" w:bottom="1440" w:left="1440" w:header="708" w:footer="708" w:gutter="0"/><w:pgNumType/><w:docGrid w:linePitch="360"/></w:sectPr></w:body></w:document>
+<file path=word/document.xml><?xml version="1.0" encoding="utf-8"?>
+<w:document xmlns:wpc="http://schemas.microsoft.com/office/word/2010/wordprocessingCanvas" xmlns:mc="http://schemas.openxmlformats.org/markup-compatibility/2006" xmlns:o="urn:schemas-microsoft-com:office:office" xmlns:r="http://schemas.openxmlformats.org/officeDocument/2006/relationships" xmlns:m="http://schemas.openxmlformats.org/officeDocument/2006/math" xmlns:v="urn:schemas-microsoft-com:vml" xmlns:wp14="http://schemas.microsoft.com/office/word/2010/wordprocessingDrawing" xmlns:wp="http://schemas.openxmlformats.org/drawingml/2006/wordprocessingDrawing" xmlns:w10="urn:schemas-microsoft-com:office:word" xmlns:w="http://schemas.openxmlformats.org/wordprocessingml/2006/main" xmlns:w14="http://schemas.microsoft.com/office/word/2010/wordml" xmlns:w15="http://schemas.microsoft.com/office/word/2012/wordml" xmlns:wpg="http://schemas.microsoft.com/office/word/2010/wordprocessingGroup" xmlns:wpi="http://schemas.microsoft.com/office/word/2010/wordprocessingInk" xmlns:wne="http://schemas.microsoft.com/office/word/2006/wordml" xmlns:wps="http://schemas.microsoft.com/office/word/2010/wordprocessingShape" xmlns:cx="http://schemas.microsoft.com/office/drawing/2014/chartex" xmlns:cx1="http://schemas.microsoft.com/office/drawing/2015/9/8/chartex" xmlns:cx2="http://schemas.microsoft.com/office/drawing/2015/10/21/chartex" xmlns:cx3="http://schemas.microsoft.com/office/drawing/2016/5/9/chartex" xmlns:cx4="http://schemas.microsoft.com/office/drawing/2016/5/10/chartex" xmlns:cx5="http://schemas.microsoft.com/office/drawing/2016/5/11/chartex" xmlns:cx6="http://schemas.microsoft.com/office/drawing/2016/5/12/chartex" xmlns:cx7="http://schemas.microsoft.com/office/drawing/2016/5/13/chartex" xmlns:cx8="http://schemas.microsoft.com/office/drawing/2016/5/14/chartex" xmlns:aink="http://schemas.microsoft.com/office/drawing/2016/ink" xmlns:am3d="http://schemas.microsoft.com/office/drawing/2017/model3d" xmlns:w16cex="http://schemas.microsoft.com/office/word/2018/wordml/cex" xmlns:w16cid="http://schemas.microsoft.com/office/word/2016/wordml/cid" xmlns:w16="http://schemas.microsoft.com/office/word/2018/wordml" xmlns:w16sdtdh="http://schemas.microsoft.com/office/word/2020/wordml/sdtdatahash" xmlns:w16se="http://schemas.microsoft.com/office/word/2015/wordml/symex" mc:Ignorable="w14 w15 wp14">
+  <w:body>
+    <w:p>
+      <w:pPr>
+        <w:pStyle w:val="Title"/>
+        <w:spacing w:after="80"/>
+      </w:pPr>
+      <w:r>
+        <w:t xml:space="preserve">ASV Simulator</w:t>
+      </w:r>
+    </w:p>
+    <w:p>
+      <w:pPr>
+        <w:spacing w:after="120"/>
+      </w:pPr>
+      <w:r>
+        <w:rPr>
+          <w:color w:val="2e5f8a"/>
+          <w:sz w:val="24"/>
+          <w:szCs w:val="24"/>
+        </w:rPr>
+        <w:t xml:space="preserve">Quick Start — from nothing to a survey running, in about twenty minutes</w:t>
+      </w:r>
+    </w:p>
+    <w:p>
+      <w:pPr>
+        <w:spacing w:after="120"/>
+      </w:pPr>
+      <w:r>
+        <w:rPr>
+          <w:i/>
+          <w:iCs/>
+          <w:color w:val="1a1a1a"/>
+          <w:sz w:val="21"/>
+          <w:szCs w:val="21"/>
+        </w:rPr>
+        <w:t xml:space="preserve">Everything here runs against the SIMULATOR, so there is no vessel to damage and nothing to get wet. The console drives a real vessel identically, so what you learn here transfers directly. Section references point into the Operations Manual, which has the depth.</w:t>
+      </w:r>
+    </w:p>
+    <w:p>
+      <w:pPr>
+        <w:spacing w:after="60"/>
+      </w:pPr>
+    </w:p>
+    <w:p>
+      <w:pPr>
+        <w:pStyle w:val="Heading1"/>
+        <w:spacing w:after="170" w:before="340"/>
+      </w:pPr>
+      <w:r>
+        <w:t xml:space="preserve">1  Run it</w:t>
+      </w:r>
+    </w:p>
+    <w:p>
+      <w:pPr>
+        <w:spacing w:after="120"/>
+      </w:pPr>
+      <w:r>
+        <w:rPr>
+          <w:color w:val="1a1a1a"/>
+          <w:sz w:val="21"/>
+          <w:szCs w:val="21"/>
+        </w:rPr>
+        <w:t xml:space="preserve">Python 3 and its standard library. No packages to install, no build step.</w:t>
+      </w:r>
+    </w:p>
+    <w:p>
+      <w:pPr>
+        <w:shd w:fill="F2F4F7" w:val="clear"/>
+        <w:spacing w:after="0"/>
+        <w:ind w:left="240" w:right="240"/>
+      </w:pPr>
+      <w:r>
+        <w:rPr>
+          <w:rFonts w:ascii="Consolas" w:cs="Consolas" w:eastAsia="Consolas" w:hAnsi="Consolas"/>
+          <w:sz w:val="18"/>
+          <w:szCs w:val="18"/>
+        </w:rPr>
+        <w:t xml:space="preserve">cd &lt;project&gt;</w:t>
+      </w:r>
+    </w:p>
+    <w:p>
+      <w:pPr>
+        <w:shd w:fill="F2F4F7" w:val="clear"/>
+        <w:spacing w:after="0"/>
+        <w:ind w:left="240" w:right="240"/>
+      </w:pPr>
+      <w:r>
+        <w:rPr>
+          <w:rFonts w:ascii="Consolas" w:cs="Consolas" w:eastAsia="Consolas" w:hAnsi="Consolas"/>
+          <w:sz w:val="18"/>
+          <w:szCs w:val="18"/>
+        </w:rPr>
+        <w:t xml:space="preserve">python asv_console.py --sim</w:t>
+      </w:r>
+    </w:p>
+    <w:p>
+      <w:pPr>
+        <w:spacing w:after="120"/>
+      </w:pPr>
+      <w:r>
+        <w:rPr>
+          <w:color w:val="1a1a1a"/>
+          <w:sz w:val="21"/>
+          <w:szCs w:val="21"/>
+        </w:rPr>
+        <w:t xml:space="preserve">A browser opens on the console. It also opens a second CONTROLS window — drag that to another screen if you have one, or add </w:t>
+      </w:r>
+      <w:r>
+        <w:rPr>
+          <w:rFonts w:ascii="Consolas" w:cs="Consolas" w:eastAsia="Consolas" w:hAnsi="Consolas"/>
+          <w:color w:val="1a1a1a"/>
+          <w:sz w:val="20"/>
+          <w:szCs w:val="20"/>
+        </w:rPr>
+        <w:t xml:space="preserve">--single-window</w:t>
+      </w:r>
+      <w:r>
+        <w:rPr>
+          <w:color w:val="1a1a1a"/>
+          <w:sz w:val="21"/>
+          <w:szCs w:val="21"/>
+        </w:rPr>
+        <w:t xml:space="preserve"> to keep everything together.</w:t>
+      </w:r>
+    </w:p>
+    <w:p>
+      <w:pPr>
+        <w:spacing w:after="120"/>
+      </w:pPr>
+      <w:r>
+        <w:rPr>
+          <w:color w:val="1a1a1a"/>
+          <w:sz w:val="21"/>
+          <w:szCs w:val="21"/>
+        </w:rPr>
+        <w:t xml:space="preserve">The vessel appears on a live nautical chart at its configured operating area, already connected to the simulator. Give it a few seconds: on the first position fix the console fetches the chart for the area and builds its keep-out model.</w:t>
+      </w:r>
+    </w:p>
+    <w:p>
+      <w:pPr>
+        <w:pBdr>
+          <w:top w:val="single" w:color="E0C09A" w:sz="2"/>
+          <w:bottom w:val="single" w:color="E0C09A" w:sz="2"/>
+          <w:left w:val="single" w:color="C87A3A" w:sz="12"/>
+          <w:right w:val="single" w:color="E0C09A" w:sz="2"/>
+        </w:pBdr>
+        <w:shd w:fill="FBF0E4" w:val="clear"/>
+        <w:spacing w:after="140" w:before="100"/>
+        <w:ind w:left="160" w:right="160"/>
+      </w:pPr>
+      <w:r>
+        <w:rPr>
+          <w:b/>
+          <w:bCs/>
+          <w:color w:val="8a3a1f"/>
+          <w:sz w:val="20"/>
+          <w:szCs w:val="20"/>
+        </w:rPr>
+        <w:t xml:space="preserve">WATCH THIS FIRST  </w:t>
+      </w:r>
+      <w:r>
+        <w:rPr>
+          <w:color w:val="1a1a1a"/>
+          <w:sz w:val="20"/>
+          <w:szCs w:val="20"/>
+        </w:rPr>
+        <w:t xml:space="preserve">The vessel-status card's Nogo row tells you when the chart is ready. It counts seconds while reading, then reports the zone count and this vessel's depth floor. Do not plan until it has landed. (Ops manual 6.2.1)</w:t>
+      </w:r>
+    </w:p>
+    <w:p>
+      <w:pPr>
+        <w:pStyle w:val="Heading1"/>
+        <w:spacing w:after="170" w:before="340"/>
+      </w:pPr>
+      <w:r>
+        <w:t xml:space="preserve">2  Get your bearings</w:t>
+      </w:r>
+    </w:p>
+    <w:tbl>
+      <w:tblPr>
+        <w:tblW w:type="dxa" w:w="9360"/>
+        <w:tblBorders>
+          <w:top w:val="single" w:color="auto" w:sz="4"/>
+          <w:left w:val="single" w:color="auto" w:sz="4"/>
+          <w:bottom w:val="single" w:color="auto" w:sz="4"/>
+          <w:right w:val="single" w:color="auto" w:sz="4"/>
+          <w:insideH w:val="single" w:color="auto" w:sz="4"/>
+          <w:insideV w:val="single" w:color="auto" w:sz="4"/>
+        </w:tblBorders>
+      </w:tblPr>
+      <w:tblGrid>
+        <w:gridCol w:w="1800"/>
+        <w:gridCol w:w="7560"/>
+      </w:tblGrid>
+      <w:tr>
+        <w:trPr>
+          <w:tblHeader/>
+        </w:trPr>
+        <w:tc>
+          <w:tcPr>
+            <w:tcW w:type="dxa" w:w="1800"/>
+            <w:shd w:fill="DDE5EF" w:val="clear"/>
+            <w:tcMar>
+              <w:top w:type="dxa" w:w="40"/>
+              <w:left w:type="dxa" w:w="80"/>
+              <w:bottom w:type="dxa" w:w="40"/>
+              <w:right w:type="dxa" w:w="80"/>
+            </w:tcMar>
+          </w:tcPr>
+          <w:p>
+            <w:pPr>
+              <w:spacing w:after="0"/>
+            </w:pPr>
+            <w:r>
+              <w:rPr>
+                <w:b/>
+                <w:bCs/>
+                <w:color w:val="1a1a1a"/>
+                <w:sz w:val="19"/>
+                <w:szCs w:val="19"/>
+              </w:rPr>
+              <w:t xml:space="preserve">Where</w:t>
+            </w:r>
+          </w:p>
+        </w:tc>
+        <w:tc>
+          <w:tcPr>
+            <w:tcW w:type="dxa" w:w="7560"/>
+            <w:shd w:fill="DDE5EF" w:val="clear"/>
+            <w:tcMar>
+              <w:top w:type="dxa" w:w="40"/>
+              <w:left w:type="dxa" w:w="80"/>
+              <w:bottom w:type="dxa" w:w="40"/>
+              <w:right w:type="dxa" w:w="80"/>
+            </w:tcMar>
+          </w:tcPr>
+          <w:p>
+            <w:pPr>
+              <w:spacing w:after="0"/>
+            </w:pPr>
+            <w:r>
+              <w:rPr>
+                <w:b/>
+                <w:bCs/>
+                <w:color w:val="1a1a1a"/>
+                <w:sz w:val="19"/>
+                <w:szCs w:val="19"/>
+              </w:rPr>
+              <w:t xml:space="preserve">What it is</w:t>
+            </w:r>
+          </w:p>
+        </w:tc>
+      </w:tr>
+      <w:tr>
+        <w:tc>
+          <w:tcPr>
+            <w:tcW w:type="dxa" w:w="1800"/>
+            <w:tcMar>
+              <w:top w:type="dxa" w:w="40"/>
+              <w:left w:type="dxa" w:w="80"/>
+              <w:bottom w:type="dxa" w:w="40"/>
+              <w:right w:type="dxa" w:w="80"/>
+            </w:tcMar>
+          </w:tcPr>
+          <w:p>
+            <w:pPr>
+              <w:spacing w:after="0"/>
+            </w:pPr>
+            <w:r>
+              <w:rPr>
+                <w:b w:val="false"/>
+                <w:bCs w:val="false"/>
+                <w:color w:val="1a1a1a"/>
+                <w:sz w:val="19"/>
+                <w:szCs w:val="19"/>
+              </w:rPr>
+              <w:t xml:space="preserve">Top bar</w:t>
+            </w:r>
+          </w:p>
+        </w:tc>
+        <w:tc>
+          <w:tcPr>
+            <w:tcW w:type="dxa" w:w="7560"/>
+            <w:tcMar>
+              <w:top w:type="dxa" w:w="40"/>
+              <w:left w:type="dxa" w:w="80"/>
+              <w:bottom w:type="dxa" w:w="40"/>
+              <w:right w:type="dxa" w:w="80"/>
+            </w:tcMar>
+          </w:tcPr>
+          <w:p>
+            <w:pPr>
+              <w:spacing w:after="0"/>
+            </w:pPr>
+            <w:r>
+              <w:rPr>
+                <w:b w:val="false"/>
+                <w:bCs w:val="false"/>
+                <w:color w:val="1a1a1a"/>
+                <w:sz w:val="19"/>
+                <w:szCs w:val="19"/>
+              </w:rPr>
+              <w:t xml:space="preserve">Position, speed, heading, energy, and the SAFETY STATE — it reads SAFE until you arm</w:t>
+            </w:r>
+          </w:p>
+        </w:tc>
+      </w:tr>
+      <w:tr>
+        <w:tc>
+          <w:tcPr>
+            <w:tcW w:type="dxa" w:w="1800"/>
+            <w:tcMar>
+              <w:top w:type="dxa" w:w="40"/>
+              <w:left w:type="dxa" w:w="80"/>
+              <w:bottom w:type="dxa" w:w="40"/>
+              <w:right w:type="dxa" w:w="80"/>
+            </w:tcMar>
+          </w:tcPr>
+          <w:p>
+            <w:pPr>
+              <w:spacing w:after="0"/>
+            </w:pPr>
+            <w:r>
+              <w:rPr>
+                <w:b w:val="false"/>
+                <w:bCs w:val="false"/>
+                <w:color w:val="1a1a1a"/>
+                <w:sz w:val="19"/>
+                <w:szCs w:val="19"/>
+              </w:rPr>
+              <w:t xml:space="preserve">Right-hand card</w:t>
+            </w:r>
+          </w:p>
+        </w:tc>
+        <w:tc>
+          <w:tcPr>
+            <w:tcW w:type="dxa" w:w="7560"/>
+            <w:tcMar>
+              <w:top w:type="dxa" w:w="40"/>
+              <w:left w:type="dxa" w:w="80"/>
+              <w:bottom w:type="dxa" w:w="40"/>
+              <w:right w:type="dxa" w:w="80"/>
+            </w:tcMar>
+          </w:tcPr>
+          <w:p>
+            <w:pPr>
+              <w:spacing w:after="0"/>
+            </w:pPr>
+            <w:r>
+              <w:rPr>
+                <w:b w:val="false"/>
+                <w:bCs w:val="false"/>
+                <w:color w:val="1a1a1a"/>
+                <w:sz w:val="19"/>
+                <w:szCs w:val="19"/>
+              </w:rPr>
+              <w:t xml:space="preserve">The detailed vessel state, plus a MISSION block once anything is planned</w:t>
+            </w:r>
+          </w:p>
+        </w:tc>
+      </w:tr>
+      <w:tr>
+        <w:tc>
+          <w:tcPr>
+            <w:tcW w:type="dxa" w:w="1800"/>
+            <w:tcMar>
+              <w:top w:type="dxa" w:w="40"/>
+              <w:left w:type="dxa" w:w="80"/>
+              <w:bottom w:type="dxa" w:w="40"/>
+              <w:right w:type="dxa" w:w="80"/>
+            </w:tcMar>
+          </w:tcPr>
+          <w:p>
+            <w:pPr>
+              <w:spacing w:after="0"/>
+            </w:pPr>
+            <w:r>
+              <w:rPr>
+                <w:b w:val="false"/>
+                <w:bCs w:val="false"/>
+                <w:color w:val="1a1a1a"/>
+                <w:sz w:val="19"/>
+                <w:szCs w:val="19"/>
+              </w:rPr>
+              <w:t xml:space="preserve">Button column</w:t>
+            </w:r>
+          </w:p>
+        </w:tc>
+        <w:tc>
+          <w:tcPr>
+            <w:tcW w:type="dxa" w:w="7560"/>
+            <w:tcMar>
+              <w:top w:type="dxa" w:w="40"/>
+              <w:left w:type="dxa" w:w="80"/>
+              <w:bottom w:type="dxa" w:w="40"/>
+              <w:right w:type="dxa" w:w="80"/>
+            </w:tcMar>
+          </w:tcPr>
+          <w:p>
+            <w:pPr>
+              <w:spacing w:after="0"/>
+            </w:pPr>
+            <w:r>
+              <w:rPr>
+                <w:b w:val="false"/>
+                <w:bCs w:val="false"/>
+                <w:color w:val="1a1a1a"/>
+                <w:sz w:val="19"/>
+                <w:szCs w:val="19"/>
+              </w:rPr>
+              <w:t xml:space="preserve">Chart layers and planning modes</w:t>
+            </w:r>
+          </w:p>
+        </w:tc>
+      </w:tr>
+      <w:tr>
+        <w:tc>
+          <w:tcPr>
+            <w:tcW w:type="dxa" w:w="1800"/>
+            <w:tcMar>
+              <w:top w:type="dxa" w:w="40"/>
+              <w:left w:type="dxa" w:w="80"/>
+              <w:bottom w:type="dxa" w:w="40"/>
+              <w:right w:type="dxa" w:w="80"/>
+            </w:tcMar>
+          </w:tcPr>
+          <w:p>
+            <w:pPr>
+              <w:spacing w:after="0"/>
+            </w:pPr>
+            <w:r>
+              <w:rPr>
+                <w:b w:val="false"/>
+                <w:bCs w:val="false"/>
+                <w:color w:val="1a1a1a"/>
+                <w:sz w:val="19"/>
+                <w:szCs w:val="19"/>
+              </w:rPr>
+              <w:t xml:space="preserve">Bottom bar</w:t>
+            </w:r>
+          </w:p>
+        </w:tc>
+        <w:tc>
+          <w:tcPr>
+            <w:tcW w:type="dxa" w:w="7560"/>
+            <w:tcMar>
+              <w:top w:type="dxa" w:w="40"/>
+              <w:left w:type="dxa" w:w="80"/>
+              <w:bottom w:type="dxa" w:w="40"/>
+              <w:right w:type="dxa" w:w="80"/>
+            </w:tcMar>
+          </w:tcPr>
+          <w:p>
+            <w:pPr>
+              <w:spacing w:after="0"/>
+            </w:pPr>
+            <w:r>
+              <w:rPr>
+                <w:b w:val="false"/>
+                <w:bCs w:val="false"/>
+                <w:color w:val="1a1a1a"/>
+                <w:sz w:val="19"/>
+                <w:szCs w:val="19"/>
+              </w:rPr>
+              <w:t xml:space="preserve">Run parameters and the commands</w:t>
+            </w:r>
+          </w:p>
+        </w:tc>
+      </w:tr>
+      <w:tr>
+        <w:tc>
+          <w:tcPr>
+            <w:tcW w:type="dxa" w:w="1800"/>
+            <w:tcMar>
+              <w:top w:type="dxa" w:w="40"/>
+              <w:left w:type="dxa" w:w="80"/>
+              <w:bottom w:type="dxa" w:w="40"/>
+              <w:right w:type="dxa" w:w="80"/>
+            </w:tcMar>
+          </w:tcPr>
+          <w:p>
+            <w:pPr>
+              <w:spacing w:after="0"/>
+            </w:pPr>
+            <w:r>
+              <w:rPr>
+                <w:rFonts w:ascii="Consolas" w:cs="Consolas" w:eastAsia="Consolas" w:hAnsi="Consolas"/>
+                <w:color w:val="1a1a1a"/>
+                <w:sz w:val="19"/>
+                <w:szCs w:val="19"/>
+              </w:rPr>
+              <w:t xml:space="preserve">?</w:t>
+            </w:r>
+            <w:r>
+              <w:rPr>
+                <w:b w:val="false"/>
+                <w:bCs w:val="false"/>
+                <w:color w:val="1a1a1a"/>
+                <w:sz w:val="19"/>
+                <w:szCs w:val="19"/>
+              </w:rPr>
+              <w:t xml:space="preserve"> bottom-left</w:t>
+            </w:r>
+          </w:p>
+        </w:tc>
+        <w:tc>
+          <w:tcPr>
+            <w:tcW w:type="dxa" w:w="7560"/>
+            <w:tcMar>
+              <w:top w:type="dxa" w:w="40"/>
+              <w:left w:type="dxa" w:w="80"/>
+              <w:bottom w:type="dxa" w:w="40"/>
+              <w:right w:type="dxa" w:w="80"/>
+            </w:tcMar>
+          </w:tcPr>
+          <w:p>
+            <w:pPr>
+              <w:spacing w:after="0"/>
+            </w:pPr>
+            <w:r>
+              <w:rPr>
+                <w:b w:val="false"/>
+                <w:bCs w:val="false"/>
+                <w:color w:val="1a1a1a"/>
+                <w:sz w:val="19"/>
+                <w:szCs w:val="19"/>
+              </w:rPr>
+              <w:t xml:space="preserve">The built-in quick start card</w:t>
+            </w:r>
+          </w:p>
+        </w:tc>
+      </w:tr>
+    </w:tbl>
+    <w:p>
+      <w:pPr>
+        <w:spacing w:after="120"/>
+      </w:pPr>
+      <w:r>
+        <w:rPr>
+          <w:color w:val="1a1a1a"/>
+          <w:sz w:val="21"/>
+          <w:szCs w:val="21"/>
+        </w:rPr>
+        <w:t xml:space="preserve">Zoom with </w:t>
+      </w:r>
+      <w:r>
+        <w:rPr>
+          <w:rFonts w:ascii="Consolas" w:cs="Consolas" w:eastAsia="Consolas" w:hAnsi="Consolas"/>
+          <w:color w:val="1a1a1a"/>
+          <w:sz w:val="20"/>
+          <w:szCs w:val="20"/>
+        </w:rPr>
+        <w:t xml:space="preserve">+</w:t>
+      </w:r>
+      <w:r>
+        <w:rPr>
+          <w:color w:val="1a1a1a"/>
+          <w:sz w:val="21"/>
+          <w:szCs w:val="21"/>
+        </w:rPr>
+        <w:t xml:space="preserve"> / </w:t>
+      </w:r>
+      <w:r>
+        <w:rPr>
+          <w:rFonts w:ascii="Consolas" w:cs="Consolas" w:eastAsia="Consolas" w:hAnsi="Consolas"/>
+          <w:color w:val="1a1a1a"/>
+          <w:sz w:val="20"/>
+          <w:szCs w:val="20"/>
+        </w:rPr>
+        <w:t xml:space="preserve">−</w:t>
+      </w:r>
+      <w:r>
+        <w:rPr>
+          <w:color w:val="1a1a1a"/>
+          <w:sz w:val="21"/>
+          <w:szCs w:val="21"/>
+        </w:rPr>
+        <w:t xml:space="preserve">, drag to pan, </w:t>
+      </w:r>
+      <w:r>
+        <w:rPr>
+          <w:rFonts w:ascii="Consolas" w:cs="Consolas" w:eastAsia="Consolas" w:hAnsi="Consolas"/>
+          <w:color w:val="1a1a1a"/>
+          <w:sz w:val="20"/>
+          <w:szCs w:val="20"/>
+        </w:rPr>
+        <w:t xml:space="preserve">BOAT</w:t>
+      </w:r>
+      <w:r>
+        <w:rPr>
+          <w:color w:val="1a1a1a"/>
+          <w:sz w:val="21"/>
+          <w:szCs w:val="21"/>
+        </w:rPr>
+        <w:t xml:space="preserve"> re-centres on the vessel. Turn on </w:t>
+      </w:r>
+      <w:r>
+        <w:rPr>
+          <w:rFonts w:ascii="Consolas" w:cs="Consolas" w:eastAsia="Consolas" w:hAnsi="Consolas"/>
+          <w:color w:val="1a1a1a"/>
+          <w:sz w:val="20"/>
+          <w:szCs w:val="20"/>
+        </w:rPr>
+        <w:t xml:space="preserve">NOGO</w:t>
+      </w:r>
+      <w:r>
+        <w:rPr>
+          <w:color w:val="1a1a1a"/>
+          <w:sz w:val="21"/>
+          <w:szCs w:val="21"/>
+        </w:rPr>
+        <w:t xml:space="preserve"> to see the keep-out zones the vessel will refuse to cross — that overlay is the single most useful thing on screen while you are learning. (Ops manual 4)</w:t>
+      </w:r>
+    </w:p>
+    <w:p>
+      <w:pPr>
+        <w:pStyle w:val="Heading1"/>
+        <w:spacing w:after="170" w:before="340"/>
+      </w:pPr>
+      <w:r>
+        <w:t xml:space="preserve">3  Your first command — a Go-To</w:t>
+      </w:r>
+    </w:p>
+    <w:p>
+      <w:pPr>
+        <w:spacing w:after="120"/>
+      </w:pPr>
+      <w:r>
+        <w:rPr>
+          <w:color w:val="1a1a1a"/>
+          <w:sz w:val="21"/>
+          <w:szCs w:val="21"/>
+        </w:rPr>
+        <w:t xml:space="preserve">Nothing moves until you arm. That is the whole safety model in one sentence.</w:t>
+      </w:r>
+    </w:p>
+    <w:p>
+      <w:pPr>
+        <w:pStyle w:val="ListParagraph"/>
+        <w:numPr>
+          <w:ilvl w:val="0"/>
+          <w:numId w:val="2"/>
+        </w:numPr>
+        <w:spacing w:after="70"/>
+      </w:pPr>
+      <w:r>
+        <w:rPr>
+          <w:color w:val="1a1a1a"/>
+          <w:sz w:val="21"/>
+          <w:szCs w:val="21"/>
+        </w:rPr>
+        <w:t xml:space="preserve">Press </w:t>
+      </w:r>
+      <w:r>
+        <w:rPr>
+          <w:rFonts w:ascii="Consolas" w:cs="Consolas" w:eastAsia="Consolas" w:hAnsi="Consolas"/>
+          <w:color w:val="1a1a1a"/>
+          <w:sz w:val="20"/>
+          <w:szCs w:val="20"/>
+        </w:rPr>
+        <w:t xml:space="preserve">Arm</w:t>
+      </w:r>
+      <w:r>
+        <w:rPr>
+          <w:color w:val="1a1a1a"/>
+          <w:sz w:val="21"/>
+          <w:szCs w:val="21"/>
+        </w:rPr>
+        <w:t xml:space="preserve">. The safety pill changes from SAFE.</w:t>
+      </w:r>
+    </w:p>
+    <w:p>
+      <w:pPr>
+        <w:pStyle w:val="ListParagraph"/>
+        <w:numPr>
+          <w:ilvl w:val="0"/>
+          <w:numId w:val="2"/>
+        </w:numPr>
+        <w:spacing w:after="70"/>
+      </w:pPr>
+      <w:r>
+        <w:rPr>
+          <w:color w:val="1a1a1a"/>
+          <w:sz w:val="21"/>
+          <w:szCs w:val="21"/>
+        </w:rPr>
+        <w:t xml:space="preserve">Press </w:t>
+      </w:r>
+      <w:r>
+        <w:rPr>
+          <w:rFonts w:ascii="Consolas" w:cs="Consolas" w:eastAsia="Consolas" w:hAnsi="Consolas"/>
+          <w:color w:val="1a1a1a"/>
+          <w:sz w:val="20"/>
+          <w:szCs w:val="20"/>
+        </w:rPr>
+        <w:t xml:space="preserve">Go-To</w:t>
+      </w:r>
+      <w:r>
+        <w:rPr>
+          <w:color w:val="1a1a1a"/>
+          <w:sz w:val="21"/>
+          <w:szCs w:val="21"/>
+        </w:rPr>
+        <w:t xml:space="preserve">, then click a point on open water a few hundred metres away.</w:t>
+      </w:r>
+    </w:p>
+    <w:p>
+      <w:pPr>
+        <w:pStyle w:val="ListParagraph"/>
+        <w:numPr>
+          <w:ilvl w:val="0"/>
+          <w:numId w:val="2"/>
+        </w:numPr>
+        <w:spacing w:after="70"/>
+      </w:pPr>
+      <w:r>
+        <w:rPr>
+          <w:color w:val="1a1a1a"/>
+          <w:sz w:val="21"/>
+          <w:szCs w:val="21"/>
+        </w:rPr>
+        <w:t xml:space="preserve">Read the BANNER across the chart. It says whether the route went direct or was routed around obstacles, and how many waypoints it used.</w:t>
+      </w:r>
+    </w:p>
+    <w:p>
+      <w:pPr>
+        <w:spacing w:after="120"/>
+      </w:pPr>
+      <w:r>
+        <w:rPr>
+          <w:color w:val="1a1a1a"/>
+          <w:sz w:val="21"/>
+          <w:szCs w:val="21"/>
+        </w:rPr>
+        <w:t xml:space="preserve">The vessel drives there, around anything charted in the way, and station-keeps on arrival. Now try clicking a point on the far side of a pier or a shoal — the console will route a way round it, or REFUSE and pulse the offending feature with a cross. A refusal is a result, not a failure. (Ops manual 8.1, 2.4)</w:t>
+      </w:r>
+    </w:p>
+    <w:p>
+      <w:pPr>
+        <w:pStyle w:val="Heading1"/>
+        <w:spacing w:after="170" w:before="340"/>
+      </w:pPr>
+      <w:r>
+        <w:t xml:space="preserve">4  Your first survey</w:t>
+      </w:r>
+    </w:p>
+    <w:p>
+      <w:pPr>
+        <w:pStyle w:val="Heading2"/>
+        <w:spacing w:after="130" w:before="260"/>
+      </w:pPr>
+      <w:r>
+        <w:t xml:space="preserve">4.1  Draw the pattern</w:t>
+      </w:r>
+    </w:p>
+    <w:p>
+      <w:pPr>
+        <w:spacing w:after="120"/>
+      </w:pPr>
+      <w:r>
+        <w:rPr>
+          <w:color w:val="1a1a1a"/>
+          <w:sz w:val="21"/>
+          <w:szCs w:val="21"/>
+        </w:rPr>
+        <w:t xml:space="preserve">Press </w:t>
+      </w:r>
+      <w:r>
+        <w:rPr>
+          <w:rFonts w:ascii="Consolas" w:cs="Consolas" w:eastAsia="Consolas" w:hAnsi="Consolas"/>
+          <w:color w:val="1a1a1a"/>
+          <w:sz w:val="20"/>
+          <w:szCs w:val="20"/>
+        </w:rPr>
+        <w:t xml:space="preserve">SURV</w:t>
+      </w:r>
+      <w:r>
+        <w:rPr>
+          <w:color w:val="1a1a1a"/>
+          <w:sz w:val="21"/>
+          <w:szCs w:val="21"/>
+        </w:rPr>
+        <w:t xml:space="preserve"> and click three times:</w:t>
+      </w:r>
+    </w:p>
+    <w:p>
+      <w:pPr>
+        <w:pStyle w:val="ListParagraph"/>
+        <w:numPr>
+          <w:ilvl w:val="0"/>
+          <w:numId w:val="2"/>
+        </w:numPr>
+        <w:spacing w:after="70"/>
+      </w:pPr>
+      <w:r>
+        <w:rPr>
+          <w:color w:val="1a1a1a"/>
+          <w:sz w:val="21"/>
+          <w:szCs w:val="21"/>
+        </w:rPr>
+        <w:t xml:space="preserve">The START CORNER of the area you want covered.</w:t>
+      </w:r>
+    </w:p>
+    <w:p>
+      <w:pPr>
+        <w:pStyle w:val="ListParagraph"/>
+        <w:numPr>
+          <w:ilvl w:val="0"/>
+          <w:numId w:val="2"/>
+        </w:numPr>
+        <w:spacing w:after="70"/>
+      </w:pPr>
+      <w:r>
+        <w:rPr>
+          <w:color w:val="1a1a1a"/>
+          <w:sz w:val="21"/>
+          <w:szCs w:val="21"/>
+        </w:rPr>
+        <w:t xml:space="preserve">The OPPOSITE (diagonal) corner.</w:t>
+      </w:r>
+    </w:p>
+    <w:p>
+      <w:pPr>
+        <w:pStyle w:val="ListParagraph"/>
+        <w:numPr>
+          <w:ilvl w:val="0"/>
+          <w:numId w:val="2"/>
+        </w:numPr>
+        <w:spacing w:after="70"/>
+      </w:pPr>
+      <w:r>
+        <w:rPr>
+          <w:color w:val="1a1a1a"/>
+          <w:sz w:val="21"/>
+          <w:szCs w:val="21"/>
+        </w:rPr>
+        <w:t xml:space="preserve">A third point — its DISTANCE from the start sets the line spacing, its BEARING sets the line direction.</w:t>
+      </w:r>
+    </w:p>
+    <w:p>
+      <w:pPr>
+        <w:spacing w:after="120"/>
+      </w:pPr>
+      <w:r>
+        <w:rPr>
+          <w:color w:val="1a1a1a"/>
+          <w:sz w:val="21"/>
+          <w:szCs w:val="21"/>
+        </w:rPr>
+        <w:t xml:space="preserve">Parallel lines fill the box immediately. Drag any of the three points to adjust; drag the CROSSHAIR GRIP at the centre to move the whole pattern without changing its shape. (Ops manual 9.1)</w:t>
+      </w:r>
+    </w:p>
+    <w:p>
+      <w:pPr>
+        <w:pStyle w:val="Heading2"/>
+        <w:spacing w:after="130" w:before="260"/>
+      </w:pPr>
+      <w:r>
+        <w:t xml:space="preserve">4.2  Punch it out</w:t>
+      </w:r>
+    </w:p>
+    <w:p>
+      <w:pPr>
+        <w:spacing w:after="120"/>
+      </w:pPr>
+      <w:r>
+        <w:rPr>
+          <w:color w:val="1a1a1a"/>
+          <w:sz w:val="21"/>
+          <w:szCs w:val="21"/>
+        </w:rPr>
+        <w:t xml:space="preserve">Press </w:t>
+      </w:r>
+      <w:r>
+        <w:rPr>
+          <w:rFonts w:ascii="Consolas" w:cs="Consolas" w:eastAsia="Consolas" w:hAnsi="Consolas"/>
+          <w:color w:val="1a1a1a"/>
+          <w:sz w:val="20"/>
+          <w:szCs w:val="20"/>
+        </w:rPr>
+        <w:t xml:space="preserve">Punch Out</w:t>
+      </w:r>
+      <w:r>
+        <w:rPr>
+          <w:color w:val="1a1a1a"/>
+          <w:sz w:val="21"/>
+          <w:szCs w:val="21"/>
+        </w:rPr>
+        <w:t xml:space="preserve">. The console fetches the chart for the survey area and trims every line out of land, structures, hazards and water outside your depth limits. THIS IS THE STEP THAT MAKES THE PLAN TRUSTWORTHY — read what it reports.</w:t>
+      </w:r>
+    </w:p>
+    <w:p>
+      <w:pPr>
+        <w:pBdr>
+          <w:top w:val="single" w:color="E0C09A" w:sz="2"/>
+          <w:bottom w:val="single" w:color="E0C09A" w:sz="2"/>
+          <w:left w:val="single" w:color="C87A3A" w:sz="12"/>
+          <w:right w:val="single" w:color="E0C09A" w:sz="2"/>
+        </w:pBdr>
+        <w:shd w:fill="FBF0E4" w:val="clear"/>
+        <w:spacing w:after="140" w:before="100"/>
+        <w:ind w:left="160" w:right="160"/>
+      </w:pPr>
+      <w:r>
+        <w:rPr>
+          <w:b/>
+          <w:bCs/>
+          <w:color w:val="8a3a1f"/>
+          <w:sz w:val="20"/>
+          <w:szCs w:val="20"/>
+        </w:rPr>
+        <w:t xml:space="preserve">IF IT SAYS “UNTRACKABLE”  </w:t>
+      </w:r>
+      <w:r>
+        <w:rPr>
+          <w:color w:val="1a1a1a"/>
+          <w:sz w:val="20"/>
+          <w:szCs w:val="20"/>
+        </w:rPr>
+        <w:t xml:space="preserve">Your line spacing is tighter than the vessel can turn in at the plan speed. Widen the spacing or drop the speed and punch out again. (Ops manual 9.5.1)</w:t>
+      </w:r>
+    </w:p>
+    <w:p>
+      <w:pPr>
+        <w:pStyle w:val="Heading2"/>
+        <w:spacing w:after="130" w:before="260"/>
+      </w:pPr>
+      <w:r>
+        <w:t xml:space="preserve">4.3  Commit and run</w:t>
+      </w:r>
+    </w:p>
+    <w:p>
+      <w:pPr>
+        <w:pStyle w:val="ListParagraph"/>
+        <w:numPr>
+          <w:ilvl w:val="0"/>
+          <w:numId w:val="2"/>
+        </w:numPr>
+        <w:spacing w:after="70"/>
+      </w:pPr>
+      <w:r>
+        <w:rPr>
+          <w:rFonts w:ascii="Consolas" w:cs="Consolas" w:eastAsia="Consolas" w:hAnsi="Consolas"/>
+          <w:color w:val="1a1a1a"/>
+          <w:sz w:val="20"/>
+          <w:szCs w:val="20"/>
+        </w:rPr>
+        <w:t xml:space="preserve">Add to plan</w:t>
+      </w:r>
+      <w:r>
+        <w:rPr>
+          <w:color w:val="1a1a1a"/>
+          <w:sz w:val="21"/>
+          <w:szCs w:val="21"/>
+        </w:rPr>
+        <w:t xml:space="preserve"> — commits the lines and waypoints.</w:t>
+      </w:r>
+    </w:p>
+    <w:p>
+      <w:pPr>
+        <w:pStyle w:val="ListParagraph"/>
+        <w:numPr>
+          <w:ilvl w:val="0"/>
+          <w:numId w:val="2"/>
+        </w:numPr>
+        <w:spacing w:after="70"/>
+      </w:pPr>
+      <w:r>
+        <w:rPr>
+          <w:rFonts w:ascii="Consolas" w:cs="Consolas" w:eastAsia="Consolas" w:hAnsi="Consolas"/>
+          <w:color w:val="1a1a1a"/>
+          <w:sz w:val="20"/>
+          <w:szCs w:val="20"/>
+        </w:rPr>
+        <w:t xml:space="preserve">Upload</w:t>
+      </w:r>
+      <w:r>
+        <w:rPr>
+          <w:color w:val="1a1a1a"/>
+          <w:sz w:val="21"/>
+          <w:szCs w:val="21"/>
+        </w:rPr>
+        <w:t xml:space="preserve"> — pushes the plan to the vessel, routing the approach clear of obstacles.</w:t>
+      </w:r>
+    </w:p>
+    <w:p>
+      <w:pPr>
+        <w:pStyle w:val="ListParagraph"/>
+        <w:numPr>
+          <w:ilvl w:val="0"/>
+          <w:numId w:val="2"/>
+        </w:numPr>
+        <w:spacing w:after="70"/>
+      </w:pPr>
+      <w:r>
+        <w:rPr>
+          <w:rFonts w:ascii="Consolas" w:cs="Consolas" w:eastAsia="Consolas" w:hAnsi="Consolas"/>
+          <w:color w:val="1a1a1a"/>
+          <w:sz w:val="20"/>
+          <w:szCs w:val="20"/>
+        </w:rPr>
+        <w:t xml:space="preserve">Start</w:t>
+      </w:r>
+      <w:r>
+        <w:rPr>
+          <w:color w:val="1a1a1a"/>
+          <w:sz w:val="21"/>
+          <w:szCs w:val="21"/>
+        </w:rPr>
+        <w:t xml:space="preserve"> — the run begins.</w:t>
+      </w:r>
+    </w:p>
+    <w:p>
+      <w:pPr>
+        <w:spacing w:after="120"/>
+      </w:pPr>
+      <w:r>
+        <w:rPr>
+          <w:color w:val="1a1a1a"/>
+          <w:sz w:val="21"/>
+          <w:szCs w:val="21"/>
+        </w:rPr>
+        <w:t xml:space="preserve">Watch the MISSION block: type, waypoint progress, distance and time to the end, percent complete. </w:t>
+      </w:r>
+      <w:r>
+        <w:rPr>
+          <w:rFonts w:ascii="Consolas" w:cs="Consolas" w:eastAsia="Consolas" w:hAnsi="Consolas"/>
+          <w:color w:val="1a1a1a"/>
+          <w:sz w:val="20"/>
+          <w:szCs w:val="20"/>
+        </w:rPr>
+        <w:t xml:space="preserve">LINES</w:t>
+      </w:r>
+      <w:r>
+        <w:rPr>
+          <w:color w:val="1a1a1a"/>
+          <w:sz w:val="21"/>
+          <w:szCs w:val="21"/>
+        </w:rPr>
+        <w:t xml:space="preserve"> opens a per-line table showing planned against actual time as the run proceeds.</w:t>
+      </w:r>
+    </w:p>
+    <w:p>
+      <w:pPr>
+        <w:pStyle w:val="Heading1"/>
+        <w:spacing w:after="170" w:before="340"/>
+      </w:pPr>
+      <w:r>
+        <w:t xml:space="preserve">5  Know where it will end up</w:t>
+      </w:r>
+    </w:p>
+    <w:p>
+      <w:pPr>
+        <w:spacing w:after="120"/>
+      </w:pPr>
+      <w:r>
+        <w:rPr>
+          <w:color w:val="1a1a1a"/>
+          <w:sz w:val="21"/>
+          <w:szCs w:val="21"/>
+        </w:rPr>
+        <w:t xml:space="preserve">The </w:t>
+      </w:r>
+      <w:r>
+        <w:rPr>
+          <w:rFonts w:ascii="Consolas" w:cs="Consolas" w:eastAsia="Consolas" w:hAnsi="Consolas"/>
+          <w:color w:val="1a1a1a"/>
+          <w:sz w:val="20"/>
+          <w:szCs w:val="20"/>
+        </w:rPr>
+        <w:t xml:space="preserve">End of plan</w:t>
+      </w:r>
+      <w:r>
+        <w:rPr>
+          <w:color w:val="1a1a1a"/>
+          <w:sz w:val="21"/>
+          <w:szCs w:val="21"/>
+        </w:rPr>
+        <w:t xml:space="preserve"> selector in the command bar decides what happens when the plan finishes — RTH (return home and station-keep), Complete (stop), Loiter (hold at the last waypoint), or Repeat (loop until you stop it).</w:t>
+      </w:r>
+    </w:p>
+    <w:p>
+      <w:pPr>
+        <w:spacing w:after="120"/>
+      </w:pPr>
+      <w:r>
+        <w:rPr>
+          <w:color w:val="1a1a1a"/>
+          <w:sz w:val="21"/>
+          <w:szCs w:val="21"/>
+        </w:rPr>
+        <w:t xml:space="preserve">The MISSION block's </w:t>
+      </w:r>
+      <w:r>
+        <w:rPr>
+          <w:rFonts w:ascii="Consolas" w:cs="Consolas" w:eastAsia="Consolas" w:hAnsi="Consolas"/>
+          <w:color w:val="1a1a1a"/>
+          <w:sz w:val="20"/>
+          <w:szCs w:val="20"/>
+        </w:rPr>
+        <w:t xml:space="preserve">End mode</w:t>
+      </w:r>
+      <w:r>
+        <w:rPr>
+          <w:color w:val="1a1a1a"/>
+          <w:sz w:val="21"/>
+          <w:szCs w:val="21"/>
+        </w:rPr>
+        <w:t xml:space="preserve"> row tells you where THIS run will leave the vessel, from the moment it starts. With RTH selected it says so throughout — and it only says RTH when the return can actually happen. (Ops manual 11.5)</w:t>
+      </w:r>
+    </w:p>
+    <w:p>
+      <w:pPr>
+        <w:pStyle w:val="Heading1"/>
+        <w:spacing w:after="170" w:before="340"/>
+      </w:pPr>
+      <w:r>
+        <w:t xml:space="preserve">6  Stopping</w:t>
+      </w:r>
+    </w:p>
+    <w:tbl>
+      <w:tblPr>
+        <w:tblW w:type="dxa" w:w="9360"/>
+        <w:tblBorders>
+          <w:top w:val="single" w:color="auto" w:sz="4"/>
+          <w:left w:val="single" w:color="auto" w:sz="4"/>
+          <w:bottom w:val="single" w:color="auto" w:sz="4"/>
+          <w:right w:val="single" w:color="auto" w:sz="4"/>
+          <w:insideH w:val="single" w:color="auto" w:sz="4"/>
+          <w:insideV w:val="single" w:color="auto" w:sz="4"/>
+        </w:tblBorders>
+      </w:tblPr>
+      <w:tblGrid>
+        <w:gridCol w:w="1300"/>
+        <w:gridCol w:w="8060"/>
+      </w:tblGrid>
+      <w:tr>
+        <w:trPr>
+          <w:tblHeader/>
+        </w:trPr>
+        <w:tc>
+          <w:tcPr>
+            <w:tcW w:type="dxa" w:w="1300"/>
+            <w:shd w:fill="DDE5EF" w:val="clear"/>
+            <w:tcMar>
+              <w:top w:type="dxa" w:w="40"/>
+              <w:left w:type="dxa" w:w="80"/>
+              <w:bottom w:type="dxa" w:w="40"/>
+              <w:right w:type="dxa" w:w="80"/>
+            </w:tcMar>
+          </w:tcPr>
+          <w:p>
+            <w:pPr>
+              <w:spacing w:after="0"/>
+            </w:pPr>
+            <w:r>
+              <w:rPr>
+                <w:b/>
+                <w:bCs/>
+                <w:color w:val="1a1a1a"/>
+                <w:sz w:val="19"/>
+                <w:szCs w:val="19"/>
+              </w:rPr>
+              <w:t xml:space="preserve">Control</w:t>
+            </w:r>
+          </w:p>
+        </w:tc>
+        <w:tc>
+          <w:tcPr>
+            <w:tcW w:type="dxa" w:w="8060"/>
+            <w:shd w:fill="DDE5EF" w:val="clear"/>
+            <w:tcMar>
+              <w:top w:type="dxa" w:w="40"/>
+              <w:left w:type="dxa" w:w="80"/>
+              <w:bottom w:type="dxa" w:w="40"/>
+              <w:right w:type="dxa" w:w="80"/>
+            </w:tcMar>
+          </w:tcPr>
+          <w:p>
+            <w:pPr>
+              <w:spacing w:after="0"/>
+            </w:pPr>
+            <w:r>
+              <w:rPr>
+                <w:b/>
+                <w:bCs/>
+                <w:color w:val="1a1a1a"/>
+                <w:sz w:val="19"/>
+                <w:szCs w:val="19"/>
+              </w:rPr>
+              <w:t xml:space="preserve">Effect</w:t>
+            </w:r>
+          </w:p>
+        </w:tc>
+      </w:tr>
+      <w:tr>
+        <w:tc>
+          <w:tcPr>
+            <w:tcW w:type="dxa" w:w="1300"/>
+            <w:tcMar>
+              <w:top w:type="dxa" w:w="40"/>
+              <w:left w:type="dxa" w:w="80"/>
+              <w:bottom w:type="dxa" w:w="40"/>
+              <w:right w:type="dxa" w:w="80"/>
+            </w:tcMar>
+          </w:tcPr>
+          <w:p>
+            <w:pPr>
+              <w:spacing w:after="0"/>
+            </w:pPr>
+            <w:r>
+              <w:rPr>
+                <w:rFonts w:ascii="Consolas" w:cs="Consolas" w:eastAsia="Consolas" w:hAnsi="Consolas"/>
+                <w:color w:val="1a1a1a"/>
+                <w:sz w:val="19"/>
+                <w:szCs w:val="19"/>
+              </w:rPr>
+              <w:t xml:space="preserve">Pause</w:t>
+            </w:r>
+          </w:p>
+        </w:tc>
+        <w:tc>
+          <w:tcPr>
+            <w:tcW w:type="dxa" w:w="8060"/>
+            <w:tcMar>
+              <w:top w:type="dxa" w:w="40"/>
+              <w:left w:type="dxa" w:w="80"/>
+              <w:bottom w:type="dxa" w:w="40"/>
+              <w:right w:type="dxa" w:w="80"/>
+            </w:tcMar>
+          </w:tcPr>
+          <w:p>
+            <w:pPr>
+              <w:spacing w:after="0"/>
+            </w:pPr>
+            <w:r>
+              <w:rPr>
+                <w:b w:val="false"/>
+                <w:bCs w:val="false"/>
+                <w:color w:val="1a1a1a"/>
+                <w:sz w:val="19"/>
+                <w:szCs w:val="19"/>
+              </w:rPr>
+              <w:t xml:space="preserve">Holds position, keeps the next waypoint — </w:t>
+            </w:r>
+            <w:r>
+              <w:rPr>
+                <w:rFonts w:ascii="Consolas" w:cs="Consolas" w:eastAsia="Consolas" w:hAnsi="Consolas"/>
+                <w:color w:val="1a1a1a"/>
+                <w:sz w:val="19"/>
+                <w:szCs w:val="19"/>
+              </w:rPr>
+              <w:t xml:space="preserve">Start</w:t>
+            </w:r>
+            <w:r>
+              <w:rPr>
+                <w:b w:val="false"/>
+                <w:bCs w:val="false"/>
+                <w:color w:val="1a1a1a"/>
+                <w:sz w:val="19"/>
+                <w:szCs w:val="19"/>
+              </w:rPr>
+              <w:t xml:space="preserve"> resumes</w:t>
+            </w:r>
+          </w:p>
+        </w:tc>
+      </w:tr>
+      <w:tr>
+        <w:tc>
+          <w:tcPr>
+            <w:tcW w:type="dxa" w:w="1300"/>
+            <w:tcMar>
+              <w:top w:type="dxa" w:w="40"/>
+              <w:left w:type="dxa" w:w="80"/>
+              <w:bottom w:type="dxa" w:w="40"/>
+              <w:right w:type="dxa" w:w="80"/>
+            </w:tcMar>
+          </w:tcPr>
+          <w:p>
+            <w:pPr>
+              <w:spacing w:after="0"/>
+            </w:pPr>
+            <w:r>
+              <w:rPr>
+                <w:rFonts w:ascii="Consolas" w:cs="Consolas" w:eastAsia="Consolas" w:hAnsi="Consolas"/>
+                <w:color w:val="1a1a1a"/>
+                <w:sz w:val="19"/>
+                <w:szCs w:val="19"/>
+              </w:rPr>
+              <w:t xml:space="preserve">Stop</w:t>
+            </w:r>
+          </w:p>
+        </w:tc>
+        <w:tc>
+          <w:tcPr>
+            <w:tcW w:type="dxa" w:w="8060"/>
+            <w:tcMar>
+              <w:top w:type="dxa" w:w="40"/>
+              <w:left w:type="dxa" w:w="80"/>
+              <w:bottom w:type="dxa" w:w="40"/>
+              <w:right w:type="dxa" w:w="80"/>
+            </w:tcMar>
+          </w:tcPr>
+          <w:p>
+            <w:pPr>
+              <w:spacing w:after="0"/>
+            </w:pPr>
+            <w:r>
+              <w:rPr>
+                <w:b w:val="false"/>
+                <w:bCs w:val="false"/>
+                <w:color w:val="1a1a1a"/>
+                <w:sz w:val="19"/>
+                <w:szCs w:val="19"/>
+              </w:rPr>
+              <w:t xml:space="preserve">Aborts the run</w:t>
+            </w:r>
+          </w:p>
+        </w:tc>
+      </w:tr>
+      <w:tr>
+        <w:tc>
+          <w:tcPr>
+            <w:tcW w:type="dxa" w:w="1300"/>
+            <w:tcMar>
+              <w:top w:type="dxa" w:w="40"/>
+              <w:left w:type="dxa" w:w="80"/>
+              <w:bottom w:type="dxa" w:w="40"/>
+              <w:right w:type="dxa" w:w="80"/>
+            </w:tcMar>
+          </w:tcPr>
+          <w:p>
+            <w:pPr>
+              <w:spacing w:after="0"/>
+            </w:pPr>
+            <w:r>
+              <w:rPr>
+                <w:rFonts w:ascii="Consolas" w:cs="Consolas" w:eastAsia="Consolas" w:hAnsi="Consolas"/>
+                <w:color w:val="1a1a1a"/>
+                <w:sz w:val="19"/>
+                <w:szCs w:val="19"/>
+              </w:rPr>
+              <w:t xml:space="preserve">E-STOP</w:t>
+            </w:r>
+          </w:p>
+        </w:tc>
+        <w:tc>
+          <w:tcPr>
+            <w:tcW w:type="dxa" w:w="8060"/>
+            <w:tcMar>
+              <w:top w:type="dxa" w:w="40"/>
+              <w:left w:type="dxa" w:w="80"/>
+              <w:bottom w:type="dxa" w:w="40"/>
+              <w:right w:type="dxa" w:w="80"/>
+            </w:tcMar>
+          </w:tcPr>
+          <w:p>
+            <w:pPr>
+              <w:spacing w:after="0"/>
+            </w:pPr>
+            <w:r>
+              <w:rPr>
+                <w:b w:val="false"/>
+                <w:bCs w:val="false"/>
+                <w:color w:val="1a1a1a"/>
+                <w:sz w:val="19"/>
+                <w:szCs w:val="19"/>
+              </w:rPr>
+              <w:t xml:space="preserve">Command-side motor cut and force-disarm. NOT the vessel's true failsafe — that is the transmitter.</w:t>
+            </w:r>
+          </w:p>
+        </w:tc>
+      </w:tr>
+      <w:tr>
+        <w:tc>
+          <w:tcPr>
+            <w:tcW w:type="dxa" w:w="1300"/>
+            <w:tcMar>
+              <w:top w:type="dxa" w:w="40"/>
+              <w:left w:type="dxa" w:w="80"/>
+              <w:bottom w:type="dxa" w:w="40"/>
+              <w:right w:type="dxa" w:w="80"/>
+            </w:tcMar>
+          </w:tcPr>
+          <w:p>
+            <w:pPr>
+              <w:spacing w:after="0"/>
+            </w:pPr>
+            <w:r>
+              <w:rPr>
+                <w:rFonts w:ascii="Consolas" w:cs="Consolas" w:eastAsia="Consolas" w:hAnsi="Consolas"/>
+                <w:color w:val="1a1a1a"/>
+                <w:sz w:val="19"/>
+                <w:szCs w:val="19"/>
+              </w:rPr>
+              <w:t xml:space="preserve">Reset</w:t>
+            </w:r>
+          </w:p>
+        </w:tc>
+        <w:tc>
+          <w:tcPr>
+            <w:tcW w:type="dxa" w:w="8060"/>
+            <w:tcMar>
+              <w:top w:type="dxa" w:w="40"/>
+              <w:left w:type="dxa" w:w="80"/>
+              <w:bottom w:type="dxa" w:w="40"/>
+              <w:right w:type="dxa" w:w="80"/>
+            </w:tcMar>
+          </w:tcPr>
+          <w:p>
+            <w:pPr>
+              <w:spacing w:after="0"/>
+            </w:pPr>
+            <w:r>
+              <w:rPr>
+                <w:b w:val="false"/>
+                <w:bCs w:val="false"/>
+                <w:color w:val="1a1a1a"/>
+                <w:sz w:val="19"/>
+                <w:szCs w:val="19"/>
+              </w:rPr>
+              <w:t xml:space="preserve">Simulator only: power-cycle back to a clean slate</w:t>
+            </w:r>
+          </w:p>
+        </w:tc>
+      </w:tr>
+    </w:tbl>
+    <w:p>
+      <w:pPr>
+        <w:pStyle w:val="Heading1"/>
+        <w:spacing w:after="170" w:before="340"/>
+      </w:pPr>
+      <w:r>
+        <w:t xml:space="preserve">7  Worth trying next</w:t>
+      </w:r>
+    </w:p>
+    <w:tbl>
+      <w:tblPr>
+        <w:tblW w:type="dxa" w:w="9360"/>
+        <w:tblBorders>
+          <w:top w:val="single" w:color="auto" w:sz="4"/>
+          <w:left w:val="single" w:color="auto" w:sz="4"/>
+          <w:bottom w:val="single" w:color="auto" w:sz="4"/>
+          <w:right w:val="single" w:color="auto" w:sz="4"/>
+          <w:insideH w:val="single" w:color="auto" w:sz="4"/>
+          <w:insideV w:val="single" w:color="auto" w:sz="4"/>
+        </w:tblBorders>
+      </w:tblPr>
+      <w:tblGrid>
+        <w:gridCol w:w="1700"/>
+        <w:gridCol w:w="7660"/>
+      </w:tblGrid>
+      <w:tr>
+        <w:trPr>
+          <w:tblHeader/>
+        </w:trPr>
+        <w:tc>
+          <w:tcPr>
+            <w:tcW w:type="dxa" w:w="1700"/>
+            <w:shd w:fill="DDE5EF" w:val="clear"/>
+            <w:tcMar>
+              <w:top w:type="dxa" w:w="40"/>
+              <w:left w:type="dxa" w:w="80"/>
+              <w:bottom w:type="dxa" w:w="40"/>
+              <w:right w:type="dxa" w:w="80"/>
+            </w:tcMar>
+          </w:tcPr>
+          <w:p>
+            <w:pPr>
+              <w:spacing w:after="0"/>
+            </w:pPr>
+            <w:r>
+              <w:rPr>
+                <w:b/>
+                <w:bCs/>
+                <w:color w:val="1a1a1a"/>
+                <w:sz w:val="19"/>
+                <w:szCs w:val="19"/>
+              </w:rPr>
+              <w:t xml:space="preserve">Try</w:t>
+            </w:r>
+          </w:p>
+        </w:tc>
+        <w:tc>
+          <w:tcPr>
+            <w:tcW w:type="dxa" w:w="7660"/>
+            <w:shd w:fill="DDE5EF" w:val="clear"/>
+            <w:tcMar>
+              <w:top w:type="dxa" w:w="40"/>
+              <w:left w:type="dxa" w:w="80"/>
+              <w:bottom w:type="dxa" w:w="40"/>
+              <w:right w:type="dxa" w:w="80"/>
+            </w:tcMar>
+          </w:tcPr>
+          <w:p>
+            <w:pPr>
+              <w:spacing w:after="0"/>
+            </w:pPr>
+            <w:r>
+              <w:rPr>
+                <w:b/>
+                <w:bCs/>
+                <w:color w:val="1a1a1a"/>
+                <w:sz w:val="19"/>
+                <w:szCs w:val="19"/>
+              </w:rPr>
+              <w:t xml:space="preserve">Why</w:t>
+            </w:r>
+          </w:p>
+        </w:tc>
+      </w:tr>
+      <w:tr>
+        <w:tc>
+          <w:tcPr>
+            <w:tcW w:type="dxa" w:w="1700"/>
+            <w:tcMar>
+              <w:top w:type="dxa" w:w="40"/>
+              <w:left w:type="dxa" w:w="80"/>
+              <w:bottom w:type="dxa" w:w="40"/>
+              <w:right w:type="dxa" w:w="80"/>
+            </w:tcMar>
+          </w:tcPr>
+          <w:p>
+            <w:pPr>
+              <w:spacing w:after="0"/>
+            </w:pPr>
+            <w:r>
+              <w:rPr>
+                <w:rFonts w:ascii="Consolas" w:cs="Consolas" w:eastAsia="Consolas" w:hAnsi="Consolas"/>
+                <w:color w:val="1a1a1a"/>
+                <w:sz w:val="19"/>
+                <w:szCs w:val="19"/>
+              </w:rPr>
+              <w:t xml:space="preserve">SRC</w:t>
+            </w:r>
+          </w:p>
+        </w:tc>
+        <w:tc>
+          <w:tcPr>
+            <w:tcW w:type="dxa" w:w="7660"/>
+            <w:tcMar>
+              <w:top w:type="dxa" w:w="40"/>
+              <w:left w:type="dxa" w:w="80"/>
+              <w:bottom w:type="dxa" w:w="40"/>
+              <w:right w:type="dxa" w:w="80"/>
+            </w:tcMar>
+          </w:tcPr>
+          <w:p>
+            <w:pPr>
+              <w:spacing w:after="0"/>
+            </w:pPr>
+            <w:r>
+              <w:rPr>
+                <w:b w:val="false"/>
+                <w:bCs w:val="false"/>
+                <w:color w:val="1a1a1a"/>
+                <w:sz w:val="19"/>
+                <w:szCs w:val="19"/>
+              </w:rPr>
+              <w:t xml:space="preserve">The chart's own title block and the SURVEY CONFIDENCE under the vessel. Some water is charted far better than other water.</w:t>
+            </w:r>
+          </w:p>
+        </w:tc>
+      </w:tr>
+      <w:tr>
+        <w:tc>
+          <w:tcPr>
+            <w:tcW w:type="dxa" w:w="1700"/>
+            <w:tcMar>
+              <w:top w:type="dxa" w:w="40"/>
+              <w:left w:type="dxa" w:w="80"/>
+              <w:bottom w:type="dxa" w:w="40"/>
+              <w:right w:type="dxa" w:w="80"/>
+            </w:tcMar>
+          </w:tcPr>
+          <w:p>
+            <w:pPr>
+              <w:spacing w:after="0"/>
+            </w:pPr>
+            <w:r>
+              <w:rPr>
+                <w:rFonts w:ascii="Consolas" w:cs="Consolas" w:eastAsia="Consolas" w:hAnsi="Consolas"/>
+                <w:color w:val="1a1a1a"/>
+                <w:sz w:val="19"/>
+                <w:szCs w:val="19"/>
+              </w:rPr>
+              <w:t xml:space="preserve">ENV</w:t>
+            </w:r>
+          </w:p>
+        </w:tc>
+        <w:tc>
+          <w:tcPr>
+            <w:tcW w:type="dxa" w:w="7660"/>
+            <w:tcMar>
+              <w:top w:type="dxa" w:w="40"/>
+              <w:left w:type="dxa" w:w="80"/>
+              <w:bottom w:type="dxa" w:w="40"/>
+              <w:right w:type="dxa" w:w="80"/>
+            </w:tcMar>
+          </w:tcPr>
+          <w:p>
+            <w:pPr>
+              <w:spacing w:after="0"/>
+            </w:pPr>
+            <w:r>
+              <w:rPr>
+                <w:b w:val="false"/>
+                <w:bCs w:val="false"/>
+                <w:color w:val="1a1a1a"/>
+                <w:sz w:val="19"/>
+                <w:szCs w:val="19"/>
+              </w:rPr>
+              <w:t xml:space="preserve">Real wind and sea push the simulated vessel off track. Override them and watch the crab angle change.</w:t>
+            </w:r>
+          </w:p>
+        </w:tc>
+      </w:tr>
+      <w:tr>
+        <w:tc>
+          <w:tcPr>
+            <w:tcW w:type="dxa" w:w="1700"/>
+            <w:tcMar>
+              <w:top w:type="dxa" w:w="40"/>
+              <w:left w:type="dxa" w:w="80"/>
+              <w:bottom w:type="dxa" w:w="40"/>
+              <w:right w:type="dxa" w:w="80"/>
+            </w:tcMar>
+          </w:tcPr>
+          <w:p>
+            <w:pPr>
+              <w:spacing w:after="0"/>
+            </w:pPr>
+            <w:r>
+              <w:rPr>
+                <w:b w:val="false"/>
+                <w:bCs w:val="false"/>
+                <w:color w:val="1a1a1a"/>
+                <w:sz w:val="19"/>
+                <w:szCs w:val="19"/>
+              </w:rPr>
+              <w:t xml:space="preserve">Switch vessel</w:t>
+            </w:r>
+          </w:p>
+        </w:tc>
+        <w:tc>
+          <w:tcPr>
+            <w:tcW w:type="dxa" w:w="7660"/>
+            <w:tcMar>
+              <w:top w:type="dxa" w:w="40"/>
+              <w:left w:type="dxa" w:w="80"/>
+              <w:bottom w:type="dxa" w:w="40"/>
+              <w:right w:type="dxa" w:w="80"/>
+            </w:tcMar>
+          </w:tcPr>
+          <w:p>
+            <w:pPr>
+              <w:spacing w:after="0"/>
+            </w:pPr>
+            <w:r>
+              <w:rPr>
+                <w:b w:val="false"/>
+                <w:bCs w:val="false"/>
+                <w:color w:val="1a1a1a"/>
+                <w:sz w:val="19"/>
+                <w:szCs w:val="19"/>
+              </w:rPr>
+              <w:t xml:space="preserve">The picker in the top bar. A different hull changes speeds, turn radius and the depth floor — watch the keep-out model change with it.</w:t>
+            </w:r>
+          </w:p>
+        </w:tc>
+      </w:tr>
+      <w:tr>
+        <w:tc>
+          <w:tcPr>
+            <w:tcW w:type="dxa" w:w="1700"/>
+            <w:tcMar>
+              <w:top w:type="dxa" w:w="40"/>
+              <w:left w:type="dxa" w:w="80"/>
+              <w:bottom w:type="dxa" w:w="40"/>
+              <w:right w:type="dxa" w:w="80"/>
+            </w:tcMar>
+          </w:tcPr>
+          <w:p>
+            <w:pPr>
+              <w:spacing w:after="0"/>
+            </w:pPr>
+            <w:r>
+              <w:rPr>
+                <w:rFonts w:ascii="Consolas" w:cs="Consolas" w:eastAsia="Consolas" w:hAnsi="Consolas"/>
+                <w:color w:val="1a1a1a"/>
+                <w:sz w:val="19"/>
+                <w:szCs w:val="19"/>
+              </w:rPr>
+              <w:t xml:space="preserve">TRAN</w:t>
+            </w:r>
+          </w:p>
+        </w:tc>
+        <w:tc>
+          <w:tcPr>
+            <w:tcW w:type="dxa" w:w="7660"/>
+            <w:tcMar>
+              <w:top w:type="dxa" w:w="40"/>
+              <w:left w:type="dxa" w:w="80"/>
+              <w:bottom w:type="dxa" w:w="40"/>
+              <w:right w:type="dxa" w:w="80"/>
+            </w:tcMar>
+          </w:tcPr>
+          <w:p>
+            <w:pPr>
+              <w:spacing w:after="0"/>
+            </w:pPr>
+            <w:r>
+              <w:rPr>
+                <w:b w:val="false"/>
+                <w:bCs w:val="false"/>
+                <w:color w:val="1a1a1a"/>
+                <w:sz w:val="19"/>
+                <w:szCs w:val="19"/>
+              </w:rPr>
+              <w:t xml:space="preserve">Draw a multi-segment transit and Follow it, when you want a specific path rather than the router's.</w:t>
+            </w:r>
+          </w:p>
+        </w:tc>
+      </w:tr>
+      <w:tr>
+        <w:tc>
+          <w:tcPr>
+            <w:tcW w:type="dxa" w:w="1700"/>
+            <w:tcMar>
+              <w:top w:type="dxa" w:w="40"/>
+              <w:left w:type="dxa" w:w="80"/>
+              <w:bottom w:type="dxa" w:w="40"/>
+              <w:right w:type="dxa" w:w="80"/>
+            </w:tcMar>
+          </w:tcPr>
+          <w:p>
+            <w:pPr>
+              <w:spacing w:after="0"/>
+            </w:pPr>
+            <w:r>
+              <w:rPr>
+                <w:rFonts w:ascii="Consolas" w:cs="Consolas" w:eastAsia="Consolas" w:hAnsi="Consolas"/>
+                <w:color w:val="1a1a1a"/>
+                <w:sz w:val="19"/>
+                <w:szCs w:val="19"/>
+              </w:rPr>
+              <w:t xml:space="preserve">ROC</w:t>
+            </w:r>
+          </w:p>
+        </w:tc>
+        <w:tc>
+          <w:tcPr>
+            <w:tcW w:type="dxa" w:w="7660"/>
+            <w:tcMar>
+              <w:top w:type="dxa" w:w="40"/>
+              <w:left w:type="dxa" w:w="80"/>
+              <w:bottom w:type="dxa" w:w="40"/>
+              <w:right w:type="dxa" w:w="80"/>
+            </w:tcMar>
+          </w:tcPr>
+          <w:p>
+            <w:pPr>
+              <w:spacing w:after="0"/>
+            </w:pPr>
+            <w:r>
+              <w:rPr>
+                <w:b w:val="false"/>
+                <w:bCs w:val="false"/>
+                <w:color w:val="1a1a1a"/>
+                <w:sz w:val="19"/>
+                <w:szCs w:val="19"/>
+              </w:rPr>
+              <w:t xml:space="preserve">Place a mothership, set it steaming, make it HOME — then Return-to-Home chases a moving recovery point.</w:t>
+            </w:r>
+          </w:p>
+        </w:tc>
+      </w:tr>
+      <w:tr>
+        <w:tc>
+          <w:tcPr>
+            <w:tcW w:type="dxa" w:w="1700"/>
+            <w:tcMar>
+              <w:top w:type="dxa" w:w="40"/>
+              <w:left w:type="dxa" w:w="80"/>
+              <w:bottom w:type="dxa" w:w="40"/>
+              <w:right w:type="dxa" w:w="80"/>
+            </w:tcMar>
+          </w:tcPr>
+          <w:p>
+            <w:pPr>
+              <w:spacing w:after="0"/>
+            </w:pPr>
+            <w:r>
+              <w:rPr>
+                <w:b w:val="false"/>
+                <w:bCs w:val="false"/>
+                <w:color w:val="1a1a1a"/>
+                <w:sz w:val="19"/>
+                <w:szCs w:val="19"/>
+              </w:rPr>
+              <w:t xml:space="preserve">Playback</w:t>
+            </w:r>
+          </w:p>
+        </w:tc>
+        <w:tc>
+          <w:tcPr>
+            <w:tcW w:type="dxa" w:w="7660"/>
+            <w:tcMar>
+              <w:top w:type="dxa" w:w="40"/>
+              <w:left w:type="dxa" w:w="80"/>
+              <w:bottom w:type="dxa" w:w="40"/>
+              <w:right w:type="dxa" w:w="80"/>
+            </w:tcMar>
+          </w:tcPr>
+          <w:p>
+            <w:pPr>
+              <w:spacing w:after="0"/>
+            </w:pPr>
+            <w:r>
+              <w:rPr>
+                <w:b w:val="false"/>
+                <w:bCs w:val="false"/>
+                <w:color w:val="1a1a1a"/>
+                <w:sz w:val="19"/>
+                <w:szCs w:val="19"/>
+              </w:rPr>
+              <w:t xml:space="preserve">Every session is recorded. Replay it on the same chart with a timeline of every command.</w:t>
+            </w:r>
+          </w:p>
+        </w:tc>
+      </w:tr>
+    </w:tbl>
+    <w:p>
+      <w:pPr>
+        <w:pStyle w:val="Heading1"/>
+        <w:spacing w:after="170" w:before="340"/>
+      </w:pPr>
+      <w:r>
+        <w:t xml:space="preserve">8  Where to go from here</w:t>
+      </w:r>
+    </w:p>
+    <w:tbl>
+      <w:tblPr>
+        <w:tblW w:type="dxa" w:w="9360"/>
+        <w:tblBorders>
+          <w:top w:val="single" w:color="auto" w:sz="4"/>
+          <w:left w:val="single" w:color="auto" w:sz="4"/>
+          <w:bottom w:val="single" w:color="auto" w:sz="4"/>
+          <w:right w:val="single" w:color="auto" w:sz="4"/>
+          <w:insideH w:val="single" w:color="auto" w:sz="4"/>
+          <w:insideV w:val="single" w:color="auto" w:sz="4"/>
+        </w:tblBorders>
+      </w:tblPr>
+      <w:tblGrid>
+        <w:gridCol w:w="2400"/>
+        <w:gridCol w:w="6960"/>
+      </w:tblGrid>
+      <w:tr>
+        <w:trPr>
+          <w:tblHeader/>
+        </w:trPr>
+        <w:tc>
+          <w:tcPr>
+            <w:tcW w:type="dxa" w:w="2400"/>
+            <w:shd w:fill="DDE5EF" w:val="clear"/>
+            <w:tcMar>
+              <w:top w:type="dxa" w:w="40"/>
+              <w:left w:type="dxa" w:w="80"/>
+              <w:bottom w:type="dxa" w:w="40"/>
+              <w:right w:type="dxa" w:w="80"/>
+            </w:tcMar>
+          </w:tcPr>
+          <w:p>
+            <w:pPr>
+              <w:spacing w:after="0"/>
+            </w:pPr>
+            <w:r>
+              <w:rPr>
+                <w:b/>
+                <w:bCs/>
+                <w:color w:val="1a1a1a"/>
+                <w:sz w:val="19"/>
+                <w:szCs w:val="19"/>
+              </w:rPr>
+              <w:t xml:space="preserve">Document</w:t>
+            </w:r>
+          </w:p>
+        </w:tc>
+        <w:tc>
+          <w:tcPr>
+            <w:tcW w:type="dxa" w:w="6960"/>
+            <w:shd w:fill="DDE5EF" w:val="clear"/>
+            <w:tcMar>
+              <w:top w:type="dxa" w:w="40"/>
+              <w:left w:type="dxa" w:w="80"/>
+              <w:bottom w:type="dxa" w:w="40"/>
+              <w:right w:type="dxa" w:w="80"/>
+            </w:tcMar>
+          </w:tcPr>
+          <w:p>
+            <w:pPr>
+              <w:spacing w:after="0"/>
+            </w:pPr>
+            <w:r>
+              <w:rPr>
+                <w:b/>
+                <w:bCs/>
+                <w:color w:val="1a1a1a"/>
+                <w:sz w:val="19"/>
+                <w:szCs w:val="19"/>
+              </w:rPr>
+              <w:t xml:space="preserve">For</w:t>
+            </w:r>
+          </w:p>
+        </w:tc>
+      </w:tr>
+      <w:tr>
+        <w:tc>
+          <w:tcPr>
+            <w:tcW w:type="dxa" w:w="2400"/>
+            <w:tcMar>
+              <w:top w:type="dxa" w:w="40"/>
+              <w:left w:type="dxa" w:w="80"/>
+              <w:bottom w:type="dxa" w:w="40"/>
+              <w:right w:type="dxa" w:w="80"/>
+            </w:tcMar>
+          </w:tcPr>
+          <w:p>
+            <w:pPr>
+              <w:spacing w:after="0"/>
+            </w:pPr>
+            <w:r>
+              <w:rPr>
+                <w:b w:val="false"/>
+                <w:bCs w:val="false"/>
+                <w:color w:val="1a1a1a"/>
+                <w:sz w:val="19"/>
+                <w:szCs w:val="19"/>
+              </w:rPr>
+              <w:t xml:space="preserve">Operations Manual</w:t>
+            </w:r>
+          </w:p>
+        </w:tc>
+        <w:tc>
+          <w:tcPr>
+            <w:tcW w:type="dxa" w:w="6960"/>
+            <w:tcMar>
+              <w:top w:type="dxa" w:w="40"/>
+              <w:left w:type="dxa" w:w="80"/>
+              <w:bottom w:type="dxa" w:w="40"/>
+              <w:right w:type="dxa" w:w="80"/>
+            </w:tcMar>
+          </w:tcPr>
+          <w:p>
+            <w:pPr>
+              <w:spacing w:after="0"/>
+            </w:pPr>
+            <w:r>
+              <w:rPr>
+                <w:b w:val="false"/>
+                <w:bCs w:val="false"/>
+                <w:color w:val="1a1a1a"/>
+                <w:sz w:val="19"/>
+                <w:szCs w:val="19"/>
+              </w:rPr>
+              <w:t xml:space="preserve">The full operational picture — safety model, every control, planning depth, contingencies, checklists</w:t>
+            </w:r>
+          </w:p>
+        </w:tc>
+      </w:tr>
+      <w:tr>
+        <w:tc>
+          <w:tcPr>
+            <w:tcW w:type="dxa" w:w="2400"/>
+            <w:tcMar>
+              <w:top w:type="dxa" w:w="40"/>
+              <w:left w:type="dxa" w:w="80"/>
+              <w:bottom w:type="dxa" w:w="40"/>
+              <w:right w:type="dxa" w:w="80"/>
+            </w:tcMar>
+          </w:tcPr>
+          <w:p>
+            <w:pPr>
+              <w:spacing w:after="0"/>
+            </w:pPr>
+            <w:r>
+              <w:rPr>
+                <w:b w:val="false"/>
+                <w:bCs w:val="false"/>
+                <w:color w:val="1a1a1a"/>
+                <w:sz w:val="19"/>
+                <w:szCs w:val="19"/>
+              </w:rPr>
+              <w:t xml:space="preserve">Technical Manual</w:t>
+            </w:r>
+          </w:p>
+        </w:tc>
+        <w:tc>
+          <w:tcPr>
+            <w:tcW w:type="dxa" w:w="6960"/>
+            <w:tcMar>
+              <w:top w:type="dxa" w:w="40"/>
+              <w:left w:type="dxa" w:w="80"/>
+              <w:bottom w:type="dxa" w:w="40"/>
+              <w:right w:type="dxa" w:w="80"/>
+            </w:tcMar>
+          </w:tcPr>
+          <w:p>
+            <w:pPr>
+              <w:spacing w:after="0"/>
+            </w:pPr>
+            <w:r>
+              <w:rPr>
+                <w:b w:val="false"/>
+                <w:bCs w:val="false"/>
+                <w:color w:val="1a1a1a"/>
+                <w:sz w:val="19"/>
+                <w:szCs w:val="19"/>
+              </w:rPr>
+              <w:t xml:space="preserve">Architecture, subsystems, HTTP API, data formats, extension recipes</w:t>
+            </w:r>
+          </w:p>
+        </w:tc>
+      </w:tr>
+      <w:tr>
+        <w:tc>
+          <w:tcPr>
+            <w:tcW w:type="dxa" w:w="2400"/>
+            <w:tcMar>
+              <w:top w:type="dxa" w:w="40"/>
+              <w:left w:type="dxa" w:w="80"/>
+              <w:bottom w:type="dxa" w:w="40"/>
+              <w:right w:type="dxa" w:w="80"/>
+            </w:tcMar>
+          </w:tcPr>
+          <w:p>
+            <w:pPr>
+              <w:spacing w:after="0"/>
+            </w:pPr>
+            <w:r>
+              <w:rPr>
+                <w:b w:val="false"/>
+                <w:bCs w:val="false"/>
+                <w:color w:val="1a1a1a"/>
+                <w:sz w:val="19"/>
+                <w:szCs w:val="19"/>
+              </w:rPr>
+              <w:t xml:space="preserve">Development Guide</w:t>
+            </w:r>
+          </w:p>
+        </w:tc>
+        <w:tc>
+          <w:tcPr>
+            <w:tcW w:type="dxa" w:w="6960"/>
+            <w:tcMar>
+              <w:top w:type="dxa" w:w="40"/>
+              <w:left w:type="dxa" w:w="80"/>
+              <w:bottom w:type="dxa" w:w="40"/>
+              <w:right w:type="dxa" w:w="80"/>
+            </w:tcMar>
+          </w:tcPr>
+          <w:p>
+            <w:pPr>
+              <w:spacing w:after="0"/>
+            </w:pPr>
+            <w:r>
+              <w:rPr>
+                <w:b w:val="false"/>
+                <w:bCs w:val="false"/>
+                <w:color w:val="1a1a1a"/>
+                <w:sz w:val="19"/>
+                <w:szCs w:val="19"/>
+              </w:rPr>
+              <w:t xml:space="preserve">How the project is built and verified, and the practices that keep it honest</w:t>
+            </w:r>
+          </w:p>
+        </w:tc>
+      </w:tr>
+      <w:tr>
+        <w:tc>
+          <w:tcPr>
+            <w:tcW w:type="dxa" w:w="2400"/>
+            <w:tcMar>
+              <w:top w:type="dxa" w:w="40"/>
+              <w:left w:type="dxa" w:w="80"/>
+              <w:bottom w:type="dxa" w:w="40"/>
+              <w:right w:type="dxa" w:w="80"/>
+            </w:tcMar>
+          </w:tcPr>
+          <w:p>
+            <w:pPr>
+              <w:spacing w:after="0"/>
+            </w:pPr>
+            <w:r>
+              <w:rPr>
+                <w:rFonts w:ascii="Consolas" w:cs="Consolas" w:eastAsia="Consolas" w:hAnsi="Consolas"/>
+                <w:color w:val="1a1a1a"/>
+                <w:sz w:val="19"/>
+                <w:szCs w:val="19"/>
+              </w:rPr>
+              <w:t xml:space="preserve">README.md</w:t>
+            </w:r>
+          </w:p>
+        </w:tc>
+        <w:tc>
+          <w:tcPr>
+            <w:tcW w:type="dxa" w:w="6960"/>
+            <w:tcMar>
+              <w:top w:type="dxa" w:w="40"/>
+              <w:left w:type="dxa" w:w="80"/>
+              <w:bottom w:type="dxa" w:w="40"/>
+              <w:right w:type="dxa" w:w="80"/>
+            </w:tcMar>
+          </w:tcPr>
+          <w:p>
+            <w:pPr>
+              <w:spacing w:after="0"/>
+            </w:pPr>
+            <w:r>
+              <w:rPr>
+                <w:b w:val="false"/>
+                <w:bCs w:val="false"/>
+                <w:color w:val="1a1a1a"/>
+                <w:sz w:val="19"/>
+                <w:szCs w:val="19"/>
+              </w:rPr>
+              <w:t xml:space="preserve">Feature-by-feature tour with the reasoning behind each one</w:t>
+            </w:r>
+          </w:p>
+        </w:tc>
+      </w:tr>
+    </w:tbl>
+    <w:p>
+      <w:pPr>
+        <w:pBdr>
+          <w:top w:val="single" w:color="E0C09A" w:sz="2"/>
+          <w:bottom w:val="single" w:color="E0C09A" w:sz="2"/>
+          <w:left w:val="single" w:color="C87A3A" w:sz="12"/>
+          <w:right w:val="single" w:color="E0C09A" w:sz="2"/>
+        </w:pBdr>
+        <w:shd w:fill="FBF0E4" w:val="clear"/>
+        <w:spacing w:after="140" w:before="100"/>
+        <w:ind w:left="160" w:right="160"/>
+      </w:pPr>
+      <w:r>
+        <w:rPr>
+          <w:b/>
+          <w:bCs/>
+          <w:color w:val="8a3a1f"/>
+          <w:sz w:val="20"/>
+          <w:szCs w:val="20"/>
+        </w:rPr>
+        <w:t xml:space="preserve">BEFORE A REAL VESSEL  </w:t>
+      </w:r>
+      <w:r>
+        <w:rPr>
+          <w:color w:val="1a1a1a"/>
+          <w:sz w:val="20"/>
+          <w:szCs w:val="20"/>
+        </w:rPr>
+        <w:t xml:space="preserve">Read the Operations Manual's safety model (section 2) and its checklists (section 16) in full. The simulator forgives everything; the water forgives nothing.</w:t>
+      </w:r>
+    </w:p>
+    <w:sectPr>
+      <w:pgSz w:w="12240" w:h="15840" w:orient="portrait"/>
+      <w:pgMar w:top="1440" w:right="1440" w:bottom="1440" w:left="1440" w:header="708" w:footer="708" w:gutter="0"/>
+      <w:pgNumType/>
+      <w:docGrid w:linePitch="360"/>
+    </w:sectPr>
+  </w:body>
+</w:document>
 </file>
 
 <file path=word/comments.xml><?xml version="1.0" encoding="utf-8"?>

--- a/docs/asv-simulator-quick-start.docx
+++ b/docs/asv-simulator-quick-start.docx
@@ -1582,12 +1582,13 @@
             </w:pPr>
             <w:r>
               <w:rPr>
-                <w:rFonts w:ascii="Consolas" w:cs="Consolas" w:eastAsia="Consolas" w:hAnsi="Consolas"/>
-                <w:color w:val="1a1a1a"/>
-                <w:sz w:val="19"/>
-                <w:szCs w:val="19"/>
-              </w:rPr>
-              <w:t xml:space="preserve">ENV</w:t>
+                <w:b w:val="false"/>
+                <w:bCs w:val="false"/>
+                <w:color w:val="1a1a1a"/>
+                <w:sz w:val="19"/>
+                <w:szCs w:val="19"/>
+              </w:rPr>
+              <w:t xml:space="preserve">Wind / Sea / Set on the vessel card</w:t>
             </w:r>
           </w:p>
         </w:tc>
@@ -1613,7 +1614,7 @@
                 <w:sz w:val="19"/>
                 <w:szCs w:val="19"/>
               </w:rPr>
-              <w:t xml:space="preserve">Real wind and sea push the simulated vessel off track. Override them and watch the crab angle change.</w:t>
+              <w:t xml:space="preserve">Real wind and sea push the simulated vessel off track. Watch SET and the crab angle change as it steers out of the drift.</w:t>
             </w:r>
           </w:p>
         </w:tc>

--- a/docs/asv-simulator-quick-start.docx
+++ b/docs/asv-simulator-quick-start.docx
@@ -687,24 +687,7 @@
           <w:sz w:val="21"/>
           <w:szCs w:val="21"/>
         </w:rPr>
-        <w:t xml:space="preserve">Press </w:t>
-      </w:r>
-      <w:r>
-        <w:rPr>
-          <w:rFonts w:ascii="Consolas" w:cs="Consolas" w:eastAsia="Consolas" w:hAnsi="Consolas"/>
-          <w:color w:val="1a1a1a"/>
-          <w:sz w:val="20"/>
-          <w:szCs w:val="20"/>
-        </w:rPr>
-        <w:t xml:space="preserve">Go-To</w:t>
-      </w:r>
-      <w:r>
-        <w:rPr>
-          <w:color w:val="1a1a1a"/>
-          <w:sz w:val="21"/>
-          <w:szCs w:val="21"/>
-        </w:rPr>
-        <w:t xml:space="preserve">, then click a point on open water a few hundred metres away.</w:t>
+        <w:t xml:space="preserve">RIGHT-CLICK a point on open water a few hundred metres away and choose GO-TO HERE. The chart's right-click menu is where the point commands live — Go-To, Set Home, Spawn, and the measuring tool. Until you arm, the Go-To row is greyed and tells you why.</w:t>
       </w:r>
     </w:p>
     <w:p>

--- a/docs/asv-simulator-quick-start.docx
+++ b/docs/asv-simulator-quick-start.docx
@@ -357,7 +357,7 @@
                 <w:sz w:val="19"/>
                 <w:szCs w:val="19"/>
               </w:rPr>
-              <w:t xml:space="preserve">The detailed vessel state, plus a MISSION block once anything is planned</w:t>
+              <w:t xml:space="preserve">The detailed vessel state, plus a RUN block once anything is planned</w:t>
             </w:r>
           </w:p>
         </w:tc>
@@ -595,7 +595,7 @@
           <w:sz w:val="21"/>
           <w:szCs w:val="21"/>
         </w:rPr>
-        <w:t xml:space="preserve"> re-centres on the vessel. Turn on </w:t>
+        <w:t xml:space="preserve"> re-centers on the vessel. Turn on </w:t>
       </w:r>
       <w:r>
         <w:rPr>
@@ -687,7 +687,7 @@
           <w:sz w:val="21"/>
           <w:szCs w:val="21"/>
         </w:rPr>
-        <w:t xml:space="preserve">RIGHT-CLICK a point on open water a few hundred metres away and choose GO-TO HERE. The chart's right-click menu is where the point commands live — Go-To, Set Home, Spawn, and the measuring tool. Until you arm, the Go-To row is greyed and tells you why.</w:t>
+        <w:t xml:space="preserve">RIGHT-CLICK a point on open water a few hundred meters away and choose GO-TO HERE. The chart's right-click menu is where the point commands live — Go-To, Set Home, Spawn, and the measuring tool. Until you arm, the Go-To row is grayed and tells you why.</w:t>
       </w:r>
     </w:p>
     <w:p>
@@ -833,7 +833,7 @@
           <w:sz w:val="21"/>
           <w:szCs w:val="21"/>
         </w:rPr>
-        <w:t xml:space="preserve">Parallel lines fill the box immediately. Drag any of the three points to adjust; drag the CROSSHAIR GRIP at the centre to move the whole pattern without changing its shape. (Ops manual 9.1)</w:t>
+        <w:t xml:space="preserve">Parallel lines fill the box immediately. Drag any of the three points to adjust; drag the CROSSHAIR GRIP at the center to move the whole pattern without changing its shape. (Ops manual 9.1)</w:t>
       </w:r>
     </w:p>
     <w:p>
@@ -1006,7 +1006,7 @@
           <w:sz w:val="21"/>
           <w:szCs w:val="21"/>
         </w:rPr>
-        <w:t xml:space="preserve">Watch the MISSION block: type, waypoint progress, distance and time to the end, percent complete. </w:t>
+        <w:t xml:space="preserve">Watch the RUN block: type, waypoint progress, distance and time to the end, percent complete. </w:t>
       </w:r>
       <w:r>
         <w:rPr>
@@ -1075,7 +1075,7 @@
           <w:sz w:val="21"/>
           <w:szCs w:val="21"/>
         </w:rPr>
-        <w:t xml:space="preserve">The MISSION block's </w:t>
+        <w:t xml:space="preserve">The RUN block's </w:t>
       </w:r>
       <w:r>
         <w:rPr>

--- a/docs/asv-simulator-quick-start.docx
+++ b/docs/asv-simulator-quick-start.docx
@@ -749,24 +749,7 @@
           <w:sz w:val="21"/>
           <w:szCs w:val="21"/>
         </w:rPr>
-        <w:t xml:space="preserve">Press </w:t>
-      </w:r>
-      <w:r>
-        <w:rPr>
-          <w:rFonts w:ascii="Consolas" w:cs="Consolas" w:eastAsia="Consolas" w:hAnsi="Consolas"/>
-          <w:color w:val="1a1a1a"/>
-          <w:sz w:val="20"/>
-          <w:szCs w:val="20"/>
-        </w:rPr>
-        <w:t xml:space="preserve">SURV</w:t>
-      </w:r>
-      <w:r>
-        <w:rPr>
-          <w:color w:val="1a1a1a"/>
-          <w:sz w:val="21"/>
-          <w:szCs w:val="21"/>
-        </w:rPr>
-        <w:t xml:space="preserve"> and click three times:</w:t>
+        <w:t xml:space="preserve">On the Path planning card, choose the Survey tab - with no pattern yet it arms the chart (otherwise press Draw; Esc stops) - and click three times:</w:t>
       </w:r>
     </w:p>
     <w:p>
@@ -1673,12 +1656,13 @@
             </w:pPr>
             <w:r>
               <w:rPr>
-                <w:rFonts w:ascii="Consolas" w:cs="Consolas" w:eastAsia="Consolas" w:hAnsi="Consolas"/>
-                <w:color w:val="1a1a1a"/>
-                <w:sz w:val="19"/>
-                <w:szCs w:val="19"/>
-              </w:rPr>
-              <w:t xml:space="preserve">TRAN</w:t>
+                <w:b w:val="false"/>
+                <w:bCs w:val="false"/>
+                <w:color w:val="1a1a1a"/>
+                <w:sz w:val="19"/>
+                <w:szCs w:val="19"/>
+              </w:rPr>
+              <w:t xml:space="preserve">Transit tab</w:t>
             </w:r>
           </w:p>
         </w:tc>
@@ -1704,7 +1688,61 @@
                 <w:sz w:val="19"/>
                 <w:szCs w:val="19"/>
               </w:rPr>
-              <w:t xml:space="preserve">Draw a multi-segment transit and Follow it, when you want a specific path rather than the router's.</w:t>
+              <w:t xml:space="preserve">On the Path planning card: draw a multi-segment transit and Follow it, when you want a specific path rather than the router's.</w:t>
+            </w:r>
+          </w:p>
+        </w:tc>
+      </w:tr>
+      <w:tr>
+        <w:tc>
+          <w:tcPr>
+            <w:tcW w:type="dxa" w:w="1700"/>
+            <w:tcMar>
+              <w:top w:type="dxa" w:w="40"/>
+              <w:left w:type="dxa" w:w="80"/>
+              <w:bottom w:type="dxa" w:w="40"/>
+              <w:right w:type="dxa" w:w="80"/>
+            </w:tcMar>
+          </w:tcPr>
+          <w:p>
+            <w:pPr>
+              <w:spacing w:after="0"/>
+            </w:pPr>
+            <w:r>
+              <w:rPr>
+                <w:b w:val="false"/>
+                <w:bCs w:val="false"/>
+                <w:color w:val="1a1a1a"/>
+                <w:sz w:val="19"/>
+                <w:szCs w:val="19"/>
+              </w:rPr>
+              <w:t xml:space="preserve">Go-To tab</w:t>
+            </w:r>
+          </w:p>
+        </w:tc>
+        <w:tc>
+          <w:tcPr>
+            <w:tcW w:type="dxa" w:w="7660"/>
+            <w:tcMar>
+              <w:top w:type="dxa" w:w="40"/>
+              <w:left w:type="dxa" w:w="80"/>
+              <w:bottom w:type="dxa" w:w="40"/>
+              <w:right w:type="dxa" w:w="80"/>
+            </w:tcMar>
+          </w:tcPr>
+          <w:p>
+            <w:pPr>
+              <w:spacing w:after="0"/>
+            </w:pPr>
+            <w:r>
+              <w:rPr>
+                <w:b w:val="false"/>
+                <w:bCs w:val="false"/>
+                <w:color w:val="1a1a1a"/>
+                <w:sz w:val="19"/>
+                <w:szCs w:val="19"/>
+              </w:rPr>
+              <w:t xml:space="preserve">Click or type a point on the Path planning card: its bearing, range and time show before Go moves anything.</w:t>
             </w:r>
           </w:p>
         </w:tc>

--- a/docs/asv-simulator-quick-start.docx
+++ b/docs/asv-simulator-quick-start.docx
@@ -1045,7 +1045,7 @@
           <w:sz w:val="21"/>
           <w:szCs w:val="21"/>
         </w:rPr>
-        <w:t xml:space="preserve"> selector in the command bar decides what happens when the plan finishes — RTH (return home and station-keep), Complete (stop), Loiter (hold at the last waypoint), or Repeat (loop until you stop it).</w:t>
+        <w:t xml:space="preserve"> selector on the Path planning card (under Waypoints and end of plan, on every tab) decides what happens when the plan finishes — RTH (return home and station-keep), Complete (stop), Loiter (hold at the last waypoint), or Repeat (loop until you stop it).</w:t>
       </w:r>
     </w:p>
     <w:p>

--- a/docs/asv-simulator-quick-start.docx
+++ b/docs/asv-simulator-quick-start.docx
@@ -1635,6 +1635,60 @@
                 <w:szCs w:val="19"/>
               </w:rPr>
               <w:t xml:space="preserve">The picker in the top bar. A different hull changes speeds, turn radius and the depth floor — watch the keep-out model change with it.</w:t>
+            </w:r>
+          </w:p>
+        </w:tc>
+      </w:tr>
+      <w:tr>
+        <w:tc>
+          <w:tcPr>
+            <w:tcW w:type="dxa" w:w="1700"/>
+            <w:tcMar>
+              <w:top w:type="dxa" w:w="40"/>
+              <w:left w:type="dxa" w:w="80"/>
+              <w:bottom w:type="dxa" w:w="40"/>
+              <w:right w:type="dxa" w:w="80"/>
+            </w:tcMar>
+          </w:tcPr>
+          <w:p>
+            <w:pPr>
+              <w:spacing w:after="0"/>
+            </w:pPr>
+            <w:r>
+              <w:rPr>
+                <w:b w:val="false"/>
+                <w:bCs w:val="false"/>
+                <w:color w:val="1a1a1a"/>
+                <w:sz w:val="19"/>
+                <w:szCs w:val="19"/>
+              </w:rPr>
+              <w:t xml:space="preserve">Passage tab</w:t>
+            </w:r>
+          </w:p>
+        </w:tc>
+        <w:tc>
+          <w:tcPr>
+            <w:tcW w:type="dxa" w:w="7660"/>
+            <w:tcMar>
+              <w:top w:type="dxa" w:w="40"/>
+              <w:left w:type="dxa" w:w="80"/>
+              <w:bottom w:type="dxa" w:w="40"/>
+              <w:right w:type="dxa" w:w="80"/>
+            </w:tcMar>
+          </w:tcPr>
+          <w:p>
+            <w:pPr>
+              <w:spacing w:after="0"/>
+            </w:pPr>
+            <w:r>
+              <w:rPr>
+                <w:b w:val="false"/>
+                <w:bCs w:val="false"/>
+                <w:color w:val="1a1a1a"/>
+                <w:sz w:val="19"/>
+                <w:szCs w:val="19"/>
+              </w:rPr>
+              <w:t xml:space="preserve">On the Path planning card: a long passage (diesel hulls) - drop its points, Plan passage (its two ends planned in detail first), Sail passage. A Go-To past 50 km on a diesel hull is planned as one.</w:t>
             </w:r>
           </w:p>
         </w:tc>

--- a/docs/asv-simulator-quick-start.docx
+++ b/docs/asv-simulator-quick-start.docx
@@ -578,7 +578,7 @@
           <w:sz w:val="21"/>
           <w:szCs w:val="21"/>
         </w:rPr>
-        <w:t xml:space="preserve">, drag to pan, </w:t>
+        <w:t xml:space="preserve"> (on the command bar, left of ARM), drag to pan, </w:t>
       </w:r>
       <w:r>
         <w:rPr>

--- a/docs/asv-simulator-quick-start.docx
+++ b/docs/asv-simulator-quick-start.docx
@@ -817,6 +817,19 @@
           <w:szCs w:val="21"/>
         </w:rPr>
         <w:t xml:space="preserve">Parallel lines fill the box immediately. Drag any of the three points to adjust; drag the CROSSHAIR GRIP at the center to move the whole pattern without changing its shape. (Ops manual 9.1)</w:t>
+      </w:r>
+    </w:p>
+    <w:p>
+      <w:pPr>
+        <w:spacing w:after="120"/>
+      </w:pPr>
+      <w:r>
+        <w:rPr>
+          <w:color w:val="1a1a1a"/>
+          <w:sz w:val="21"/>
+          <w:szCs w:val="21"/>
+        </w:rPr>
+        <w:t xml:space="preserve">That is the Survey switch on PATTERN, the default. When the survey has to stay inside a set area, choose BOUNDED instead: draw the area on the chart, or press Import and pick a GeoJSON, KML or CSV file of it. The lines fill the area. (Ops manual 9.3)</w:t>
       </w:r>
     </w:p>
     <w:p>
